--- a/教案_第一周_古典舞踢腿.docx
+++ b/教案_第一周_古典舞踢腿.docx
@@ -88,7 +88,7 @@
         </w:trPr>
         <w:tc>
           <w:tcPr>
-            <w:tcW w:type="dxa" w:w="1200"/>
+            <w:tcW w:type="dxa" w:w="1500"/>
             <w:shd w:fill="D9D9D9" w:color="auto" w:val="clear"/>
             <w:tcMar>
               <w:top w:type="dxa" w:w="80"/>
@@ -110,13 +110,40 @@
                 <w:sz w:val="20"/>
                 <w:szCs w:val="20"/>
               </w:rPr>
-              <w:t xml:space="preserve">教学板块</w:t>
-            </w:r>
-          </w:p>
-        </w:tc>
-        <w:tc>
-          <w:tcPr>
-            <w:tcW w:type="dxa" w:w="3800"/>
+              <w:t xml:space="preserve">课程名称</w:t>
+            </w:r>
+          </w:p>
+        </w:tc>
+        <w:tc>
+          <w:tcPr>
+            <w:tcW w:type="dxa" w:w="2500"/>
+            <w:tcMar>
+              <w:top w:type="dxa" w:w="80"/>
+              <w:left w:type="dxa" w:w="100"/>
+              <w:bottom w:type="dxa" w:w="80"/>
+              <w:right w:type="dxa" w:w="100"/>
+            </w:tcMar>
+            <w:vAlign w:val="center"/>
+          </w:tcPr>
+          <w:p>
+            <w:pPr>
+              <w:spacing w:after="40" w:before="0"/>
+            </w:pPr>
+            <w:r>
+              <w:rPr>
+                <w:rFonts w:ascii="宋体" w:cs="宋体" w:eastAsia="宋体" w:hAnsi="宋体"/>
+                <w:b w:val="false"/>
+                <w:bCs w:val="false"/>
+                <w:sz w:val="20"/>
+                <w:szCs w:val="20"/>
+              </w:rPr>
+              <w:t xml:space="preserve">古典舞踢腿专项训练</w:t>
+            </w:r>
+          </w:p>
+        </w:tc>
+        <w:tc>
+          <w:tcPr>
+            <w:tcW w:type="dxa" w:w="1500"/>
             <w:shd w:fill="D9D9D9" w:color="auto" w:val="clear"/>
             <w:tcMar>
               <w:top w:type="dxa" w:w="80"/>
@@ -138,13 +165,40 @@
                 <w:sz w:val="20"/>
                 <w:szCs w:val="20"/>
               </w:rPr>
-              <w:t xml:space="preserve">具体内容</w:t>
-            </w:r>
-          </w:p>
-        </w:tc>
-        <w:tc>
-          <w:tcPr>
-            <w:tcW w:type="dxa" w:w="700"/>
+              <w:t xml:space="preserve">授课时间</w:t>
+            </w:r>
+          </w:p>
+        </w:tc>
+        <w:tc>
+          <w:tcPr>
+            <w:tcW w:type="dxa" w:w="2000"/>
+            <w:tcMar>
+              <w:top w:type="dxa" w:w="80"/>
+              <w:left w:type="dxa" w:w="100"/>
+              <w:bottom w:type="dxa" w:w="80"/>
+              <w:right w:type="dxa" w:w="100"/>
+            </w:tcMar>
+            <w:vAlign w:val="center"/>
+          </w:tcPr>
+          <w:p>
+            <w:pPr>
+              <w:spacing w:after="40" w:before="0"/>
+            </w:pPr>
+            <w:r>
+              <w:rPr>
+                <w:rFonts w:ascii="宋体" w:cs="宋体" w:eastAsia="宋体" w:hAnsi="宋体"/>
+                <w:b w:val="false"/>
+                <w:bCs w:val="false"/>
+                <w:sz w:val="20"/>
+                <w:szCs w:val="20"/>
+              </w:rPr>
+              <w:t xml:space="preserve">2026年3月</w:t>
+            </w:r>
+          </w:p>
+        </w:tc>
+        <w:tc>
+          <w:tcPr>
+            <w:tcW w:type="dxa" w:w="800"/>
             <w:shd w:fill="D9D9D9" w:color="auto" w:val="clear"/>
             <w:tcMar>
               <w:top w:type="dxa" w:w="80"/>
@@ -166,102 +220,46 @@
                 <w:sz w:val="20"/>
                 <w:szCs w:val="20"/>
               </w:rPr>
-              <w:t xml:space="preserve">时长</w:t>
-            </w:r>
-          </w:p>
-        </w:tc>
-        <w:tc>
-          <w:tcPr>
-            <w:tcW w:type="dxa" w:w="2000"/>
-            <w:shd w:fill="D9D9D9" w:color="auto" w:val="clear"/>
-            <w:tcMar>
-              <w:top w:type="dxa" w:w="80"/>
-              <w:left w:type="dxa" w:w="100"/>
-              <w:bottom w:type="dxa" w:w="80"/>
-              <w:right w:type="dxa" w:w="100"/>
-            </w:tcMar>
-            <w:vAlign w:val="center"/>
-          </w:tcPr>
-          <w:p>
-            <w:pPr>
-              <w:spacing w:after="40" w:before="0"/>
-            </w:pPr>
-            <w:r>
-              <w:rPr>
-                <w:rFonts w:ascii="宋体" w:cs="宋体" w:eastAsia="宋体" w:hAnsi="宋体"/>
-                <w:b/>
-                <w:bCs/>
-                <w:sz w:val="20"/>
-                <w:szCs w:val="20"/>
-              </w:rPr>
-              <w:t xml:space="preserve">教学目标/要求</w:t>
-            </w:r>
-          </w:p>
-        </w:tc>
-        <w:tc>
-          <w:tcPr>
-            <w:tcW w:type="dxa" w:w="2000"/>
-            <w:shd w:fill="D9D9D9" w:color="auto" w:val="clear"/>
-            <w:tcMar>
-              <w:top w:type="dxa" w:w="80"/>
-              <w:left w:type="dxa" w:w="100"/>
-              <w:bottom w:type="dxa" w:w="80"/>
-              <w:right w:type="dxa" w:w="100"/>
-            </w:tcMar>
-            <w:vAlign w:val="center"/>
-          </w:tcPr>
-          <w:p>
-            <w:pPr>
-              <w:spacing w:after="40" w:before="0"/>
-            </w:pPr>
-            <w:r>
-              <w:rPr>
-                <w:rFonts w:ascii="宋体" w:cs="宋体" w:eastAsia="宋体" w:hAnsi="宋体"/>
-                <w:b/>
-                <w:bCs/>
-                <w:sz w:val="20"/>
-                <w:szCs w:val="20"/>
-              </w:rPr>
-              <w:t xml:space="preserve">师生活动</w:t>
-            </w:r>
-          </w:p>
-        </w:tc>
-        <w:tc>
-          <w:tcPr>
-            <w:tcW w:type="dxa" w:w="800"/>
-            <w:shd w:fill="D9D9D9" w:color="auto" w:val="clear"/>
-            <w:tcMar>
-              <w:top w:type="dxa" w:w="80"/>
-              <w:left w:type="dxa" w:w="100"/>
-              <w:bottom w:type="dxa" w:w="80"/>
-              <w:right w:type="dxa" w:w="100"/>
-            </w:tcMar>
-            <w:vAlign w:val="center"/>
-          </w:tcPr>
-          <w:p>
-            <w:pPr>
-              <w:spacing w:after="40" w:before="0"/>
-            </w:pPr>
-            <w:r>
-              <w:rPr>
-                <w:rFonts w:ascii="宋体" w:cs="宋体" w:eastAsia="宋体" w:hAnsi="宋体"/>
-                <w:b/>
-                <w:bCs/>
-                <w:sz w:val="20"/>
-                <w:szCs w:val="20"/>
-              </w:rPr>
-              <w:t xml:space="preserve">备注</w:t>
+              <w:t xml:space="preserve">课时</w:t>
+            </w:r>
+          </w:p>
+        </w:tc>
+        <w:tc>
+          <w:tcPr>
+            <w:tcW w:type="dxa" w:w="1200"/>
+            <w:tcMar>
+              <w:top w:type="dxa" w:w="80"/>
+              <w:left w:type="dxa" w:w="100"/>
+              <w:bottom w:type="dxa" w:w="80"/>
+              <w:right w:type="dxa" w:w="100"/>
+            </w:tcMar>
+            <w:vAlign w:val="center"/>
+          </w:tcPr>
+          <w:p>
+            <w:pPr>
+              <w:spacing w:after="40" w:before="0"/>
+            </w:pPr>
+            <w:r>
+              <w:rPr>
+                <w:rFonts w:ascii="宋体" w:cs="宋体" w:eastAsia="宋体" w:hAnsi="宋体"/>
+                <w:b w:val="false"/>
+                <w:bCs w:val="false"/>
+                <w:sz w:val="20"/>
+                <w:szCs w:val="20"/>
+              </w:rPr>
+              <w:t xml:space="preserve">90分钟</w:t>
             </w:r>
           </w:p>
         </w:tc>
       </w:tr>
       <w:tr>
         <w:trPr>
-          <w:trHeight w:val="300" w:hRule="atLeast"/>
+          <w:trHeight w:val="400" w:hRule="atLeast"/>
         </w:trPr>
         <w:tc>
           <w:tcPr>
-            <w:tcW w:type="dxa" w:w="1200"/>
+            <w:tcW w:type="dxa" w:w="1500"/>
+            <w:shd w:fill="D9D9D9" w:color="auto" w:val="clear"/>
             <w:tcMar>
               <w:top w:type="dxa" w:w="80"/>
               <w:left w:type="dxa" w:w="100"/>
@@ -282,202 +280,362 @@
                 <w:sz w:val="20"/>
                 <w:szCs w:val="20"/>
               </w:rPr>
-              <w:t xml:space="preserve">课程基本信息</w:t>
+              <w:t xml:space="preserve">授课对象</w:t>
+            </w:r>
+          </w:p>
+        </w:tc>
+        <w:tc>
+          <w:tcPr>
+            <w:tcW w:type="dxa" w:w="2500"/>
+            <w:tcMar>
+              <w:top w:type="dxa" w:w="80"/>
+              <w:left w:type="dxa" w:w="100"/>
+              <w:bottom w:type="dxa" w:w="80"/>
+              <w:right w:type="dxa" w:w="100"/>
+            </w:tcMar>
+            <w:vAlign w:val="center"/>
+          </w:tcPr>
+          <w:p>
+            <w:pPr>
+              <w:spacing w:after="40" w:before="0"/>
+            </w:pPr>
+            <w:r>
+              <w:rPr>
+                <w:rFonts w:ascii="宋体" w:cs="宋体" w:eastAsia="宋体" w:hAnsi="宋体"/>
+                <w:b w:val="false"/>
+                <w:bCs w:val="false"/>
+                <w:sz w:val="20"/>
+                <w:szCs w:val="20"/>
+              </w:rPr>
+              <w:t xml:space="preserve">古典舞学习初学者/进阶者</w:t>
+            </w:r>
+          </w:p>
+        </w:tc>
+        <w:tc>
+          <w:tcPr>
+            <w:tcW w:type="dxa" w:w="1500"/>
+            <w:shd w:fill="D9D9D9" w:color="auto" w:val="clear"/>
+            <w:tcMar>
+              <w:top w:type="dxa" w:w="80"/>
+              <w:left w:type="dxa" w:w="100"/>
+              <w:bottom w:type="dxa" w:w="80"/>
+              <w:right w:type="dxa" w:w="100"/>
+            </w:tcMar>
+            <w:vAlign w:val="center"/>
+          </w:tcPr>
+          <w:p>
+            <w:pPr>
+              <w:spacing w:after="40" w:before="0"/>
+            </w:pPr>
+            <w:r>
+              <w:rPr>
+                <w:rFonts w:ascii="宋体" w:cs="宋体" w:eastAsia="宋体" w:hAnsi="宋体"/>
+                <w:b/>
+                <w:bCs/>
+                <w:sz w:val="20"/>
+                <w:szCs w:val="20"/>
+              </w:rPr>
+              <w:t xml:space="preserve">授课类型</w:t>
+            </w:r>
+          </w:p>
+        </w:tc>
+        <w:tc>
+          <w:tcPr>
+            <w:tcW w:type="dxa" w:w="2000"/>
+            <w:tcMar>
+              <w:top w:type="dxa" w:w="80"/>
+              <w:left w:type="dxa" w:w="100"/>
+              <w:bottom w:type="dxa" w:w="80"/>
+              <w:right w:type="dxa" w:w="100"/>
+            </w:tcMar>
+            <w:vAlign w:val="center"/>
+          </w:tcPr>
+          <w:p>
+            <w:pPr>
+              <w:spacing w:after="40" w:before="0"/>
+            </w:pPr>
+            <w:r>
+              <w:rPr>
+                <w:rFonts w:ascii="宋体" w:cs="宋体" w:eastAsia="宋体" w:hAnsi="宋体"/>
+                <w:b w:val="false"/>
+                <w:bCs w:val="false"/>
+                <w:sz w:val="20"/>
+                <w:szCs w:val="20"/>
+              </w:rPr>
+              <w:t xml:space="preserve">技能实训课</w:t>
+            </w:r>
+          </w:p>
+        </w:tc>
+        <w:tc>
+          <w:tcPr>
+            <w:tcW w:type="dxa" w:w="800"/>
+            <w:shd w:fill="D9D9D9" w:color="auto" w:val="clear"/>
+            <w:tcMar>
+              <w:top w:type="dxa" w:w="80"/>
+              <w:left w:type="dxa" w:w="100"/>
+              <w:bottom w:type="dxa" w:w="80"/>
+              <w:right w:type="dxa" w:w="100"/>
+            </w:tcMar>
+            <w:vAlign w:val="center"/>
+          </w:tcPr>
+          <w:p>
+            <w:pPr>
+              <w:spacing w:after="40" w:before="0"/>
+            </w:pPr>
+            <w:r>
+              <w:rPr>
+                <w:rFonts w:ascii="宋体" w:cs="宋体" w:eastAsia="宋体" w:hAnsi="宋体"/>
+                <w:b/>
+                <w:bCs/>
+                <w:sz w:val="20"/>
+                <w:szCs w:val="20"/>
+              </w:rPr>
+              <w:t xml:space="preserve">教学工具</w:t>
+            </w:r>
+          </w:p>
+        </w:tc>
+        <w:tc>
+          <w:tcPr>
+            <w:tcW w:type="dxa" w:w="1200"/>
+            <w:tcMar>
+              <w:top w:type="dxa" w:w="80"/>
+              <w:left w:type="dxa" w:w="100"/>
+              <w:bottom w:type="dxa" w:w="80"/>
+              <w:right w:type="dxa" w:w="100"/>
+            </w:tcMar>
+            <w:vAlign w:val="center"/>
+          </w:tcPr>
+          <w:p>
+            <w:pPr>
+              <w:spacing w:after="40" w:before="0"/>
+            </w:pPr>
+            <w:r>
+              <w:rPr>
+                <w:rFonts w:ascii="宋体" w:cs="宋体" w:eastAsia="宋体" w:hAnsi="宋体"/>
+                <w:b w:val="false"/>
+                <w:bCs w:val="false"/>
+                <w:sz w:val="20"/>
+                <w:szCs w:val="20"/>
+              </w:rPr>
+              <w:t xml:space="preserve">舞蹈把杆、练功垫、沙袋（可选）</w:t>
+            </w:r>
+          </w:p>
+        </w:tc>
+      </w:tr>
+    </w:tbl>
+    <w:p>
+      <w:pPr>
+        <w:spacing w:after="200"/>
+      </w:pPr>
+      <w:r>
+        <w:t xml:space="preserve"/>
+      </w:r>
+    </w:p>
+    <w:p>
+      <w:pPr>
+        <w:spacing w:after="100"/>
+      </w:pPr>
+      <w:r>
+        <w:rPr>
+          <w:rFonts w:ascii="宋体" w:cs="宋体" w:eastAsia="宋体" w:hAnsi="宋体"/>
+          <w:b/>
+          <w:bCs/>
+          <w:sz w:val="24"/>
+          <w:szCs w:val="24"/>
+        </w:rPr>
+        <w:t xml:space="preserve">教学过程</w:t>
+      </w:r>
+    </w:p>
+    <w:tbl>
+      <w:tblPr>
+        <w:tblW w:type="dxa" w:w="10500"/>
+        <w:tblBorders>
+          <w:top w:val="single" w:color="auto" w:sz="4"/>
+          <w:left w:val="single" w:color="auto" w:sz="4"/>
+          <w:bottom w:val="single" w:color="auto" w:sz="4"/>
+          <w:right w:val="single" w:color="auto" w:sz="4"/>
+          <w:insideH w:val="single" w:color="auto" w:sz="4"/>
+          <w:insideV w:val="single" w:color="auto" w:sz="4"/>
+        </w:tblBorders>
+        <w:tblLayout w:type="fixed"/>
+      </w:tblPr>
+      <w:tblGrid>
+        <w:gridCol w:w="100"/>
+        <w:gridCol w:w="100"/>
+        <w:gridCol w:w="100"/>
+        <w:gridCol w:w="100"/>
+        <w:gridCol w:w="100"/>
+        <w:gridCol w:w="100"/>
+      </w:tblGrid>
+      <w:tr>
+        <w:trPr>
+          <w:trHeight w:val="400" w:hRule="atLeast"/>
+        </w:trPr>
+        <w:tc>
+          <w:tcPr>
+            <w:tcW w:type="dxa" w:w="1200"/>
+            <w:shd w:fill="D9D9D9" w:color="auto" w:val="clear"/>
+            <w:tcMar>
+              <w:top w:type="dxa" w:w="80"/>
+              <w:left w:type="dxa" w:w="100"/>
+              <w:bottom w:type="dxa" w:w="80"/>
+              <w:right w:type="dxa" w:w="100"/>
+            </w:tcMar>
+            <w:vAlign w:val="center"/>
+          </w:tcPr>
+          <w:p>
+            <w:pPr>
+              <w:spacing w:after="40" w:before="0"/>
+            </w:pPr>
+            <w:r>
+              <w:rPr>
+                <w:rFonts w:ascii="宋体" w:cs="宋体" w:eastAsia="宋体" w:hAnsi="宋体"/>
+                <w:b/>
+                <w:bCs/>
+                <w:sz w:val="20"/>
+                <w:szCs w:val="20"/>
+              </w:rPr>
+              <w:t xml:space="preserve">教学板块</w:t>
             </w:r>
           </w:p>
         </w:tc>
         <w:tc>
           <w:tcPr>
             <w:tcW w:type="dxa" w:w="3800"/>
-            <w:tcMar>
-              <w:top w:type="dxa" w:w="80"/>
-              <w:left w:type="dxa" w:w="100"/>
-              <w:bottom w:type="dxa" w:w="80"/>
-              <w:right w:type="dxa" w:w="100"/>
-            </w:tcMar>
-            <w:vAlign w:val="center"/>
-          </w:tcPr>
-          <w:p>
-            <w:pPr>
-              <w:spacing w:after="40" w:before="0"/>
-            </w:pPr>
-            <w:r>
-              <w:rPr>
-                <w:rFonts w:ascii="宋体" w:cs="宋体" w:eastAsia="宋体" w:hAnsi="宋体"/>
-                <w:b w:val="false"/>
-                <w:bCs w:val="false"/>
-                <w:sz w:val="20"/>
-                <w:szCs w:val="20"/>
-              </w:rPr>
-              <w:t xml:space="preserve">课程名称：古典舞踢腿专项训练</w:t>
-            </w:r>
-          </w:p>
-          <w:p>
-            <w:pPr>
-              <w:spacing w:after="40" w:before="0"/>
-            </w:pPr>
-            <w:r>
-              <w:rPr>
-                <w:rFonts w:ascii="宋体" w:cs="宋体" w:eastAsia="宋体" w:hAnsi="宋体"/>
-                <w:b w:val="false"/>
-                <w:bCs w:val="false"/>
-                <w:sz w:val="20"/>
-                <w:szCs w:val="20"/>
-              </w:rPr>
-              <w:t xml:space="preserve">授课对象：古典舞学习初学者/进阶者</w:t>
-            </w:r>
-          </w:p>
-          <w:p>
-            <w:pPr>
-              <w:spacing w:after="40" w:before="0"/>
-            </w:pPr>
-            <w:r>
-              <w:rPr>
-                <w:rFonts w:ascii="宋体" w:cs="宋体" w:eastAsia="宋体" w:hAnsi="宋体"/>
-                <w:b w:val="false"/>
-                <w:bCs w:val="false"/>
-                <w:sz w:val="20"/>
-                <w:szCs w:val="20"/>
-              </w:rPr>
-              <w:t xml:space="preserve">授课时长：90分钟</w:t>
-            </w:r>
-          </w:p>
-          <w:p>
-            <w:pPr>
-              <w:spacing w:after="40" w:before="0"/>
-            </w:pPr>
-            <w:r>
-              <w:rPr>
-                <w:rFonts w:ascii="宋体" w:cs="宋体" w:eastAsia="宋体" w:hAnsi="宋体"/>
-                <w:b w:val="false"/>
-                <w:bCs w:val="false"/>
-                <w:sz w:val="20"/>
-                <w:szCs w:val="20"/>
-              </w:rPr>
-              <w:t xml:space="preserve">授课类型：技能实训课</w:t>
-            </w:r>
-          </w:p>
-          <w:p>
-            <w:pPr>
-              <w:spacing w:after="40" w:before="0"/>
-            </w:pPr>
-            <w:r>
-              <w:rPr>
-                <w:rFonts w:ascii="宋体" w:cs="宋体" w:eastAsia="宋体" w:hAnsi="宋体"/>
-                <w:b w:val="false"/>
-                <w:bCs w:val="false"/>
-                <w:sz w:val="20"/>
-                <w:szCs w:val="20"/>
-              </w:rPr>
-              <w:t xml:space="preserve">教学工具：舞蹈把杆、练功垫、沙袋（可选）</w:t>
+            <w:shd w:fill="D9D9D9" w:color="auto" w:val="clear"/>
+            <w:tcMar>
+              <w:top w:type="dxa" w:w="80"/>
+              <w:left w:type="dxa" w:w="100"/>
+              <w:bottom w:type="dxa" w:w="80"/>
+              <w:right w:type="dxa" w:w="100"/>
+            </w:tcMar>
+            <w:vAlign w:val="center"/>
+          </w:tcPr>
+          <w:p>
+            <w:pPr>
+              <w:spacing w:after="40" w:before="0"/>
+            </w:pPr>
+            <w:r>
+              <w:rPr>
+                <w:rFonts w:ascii="宋体" w:cs="宋体" w:eastAsia="宋体" w:hAnsi="宋体"/>
+                <w:b/>
+                <w:bCs/>
+                <w:sz w:val="20"/>
+                <w:szCs w:val="20"/>
+              </w:rPr>
+              <w:t xml:space="preserve">具体内容</w:t>
             </w:r>
           </w:p>
         </w:tc>
         <w:tc>
           <w:tcPr>
             <w:tcW w:type="dxa" w:w="700"/>
-            <w:tcMar>
-              <w:top w:type="dxa" w:w="80"/>
-              <w:left w:type="dxa" w:w="100"/>
-              <w:bottom w:type="dxa" w:w="80"/>
-              <w:right w:type="dxa" w:w="100"/>
-            </w:tcMar>
-            <w:vAlign w:val="center"/>
-          </w:tcPr>
-          <w:p>
-            <w:pPr>
-              <w:spacing w:after="40" w:before="0"/>
-            </w:pPr>
-            <w:r>
-              <w:rPr>
-                <w:rFonts w:ascii="宋体" w:cs="宋体" w:eastAsia="宋体" w:hAnsi="宋体"/>
-                <w:b w:val="false"/>
-                <w:bCs w:val="false"/>
-                <w:sz w:val="20"/>
-                <w:szCs w:val="20"/>
-              </w:rPr>
-              <w:t xml:space="preserve">—</w:t>
+            <w:shd w:fill="D9D9D9" w:color="auto" w:val="clear"/>
+            <w:tcMar>
+              <w:top w:type="dxa" w:w="80"/>
+              <w:left w:type="dxa" w:w="100"/>
+              <w:bottom w:type="dxa" w:w="80"/>
+              <w:right w:type="dxa" w:w="100"/>
+            </w:tcMar>
+            <w:vAlign w:val="center"/>
+          </w:tcPr>
+          <w:p>
+            <w:pPr>
+              <w:spacing w:after="40" w:before="0"/>
+            </w:pPr>
+            <w:r>
+              <w:rPr>
+                <w:rFonts w:ascii="宋体" w:cs="宋体" w:eastAsia="宋体" w:hAnsi="宋体"/>
+                <w:b/>
+                <w:bCs/>
+                <w:sz w:val="20"/>
+                <w:szCs w:val="20"/>
+              </w:rPr>
+              <w:t xml:space="preserve">时长</w:t>
             </w:r>
           </w:p>
         </w:tc>
         <w:tc>
           <w:tcPr>
             <w:tcW w:type="dxa" w:w="2000"/>
-            <w:tcMar>
-              <w:top w:type="dxa" w:w="80"/>
-              <w:left w:type="dxa" w:w="100"/>
-              <w:bottom w:type="dxa" w:w="80"/>
-              <w:right w:type="dxa" w:w="100"/>
-            </w:tcMar>
-            <w:vAlign w:val="center"/>
-          </w:tcPr>
-          <w:p>
-            <w:pPr>
-              <w:spacing w:after="40" w:before="0"/>
-            </w:pPr>
-            <w:r>
-              <w:rPr>
-                <w:rFonts w:ascii="宋体" w:cs="宋体" w:eastAsia="宋体" w:hAnsi="宋体"/>
-                <w:b w:val="false"/>
-                <w:bCs w:val="false"/>
-                <w:sz w:val="20"/>
-                <w:szCs w:val="20"/>
-              </w:rPr>
-              <w:t xml:space="preserve">明确课程核心属性，做好教学前期准备</w:t>
+            <w:shd w:fill="D9D9D9" w:color="auto" w:val="clear"/>
+            <w:tcMar>
+              <w:top w:type="dxa" w:w="80"/>
+              <w:left w:type="dxa" w:w="100"/>
+              <w:bottom w:type="dxa" w:w="80"/>
+              <w:right w:type="dxa" w:w="100"/>
+            </w:tcMar>
+            <w:vAlign w:val="center"/>
+          </w:tcPr>
+          <w:p>
+            <w:pPr>
+              <w:spacing w:after="40" w:before="0"/>
+            </w:pPr>
+            <w:r>
+              <w:rPr>
+                <w:rFonts w:ascii="宋体" w:cs="宋体" w:eastAsia="宋体" w:hAnsi="宋体"/>
+                <w:b/>
+                <w:bCs/>
+                <w:sz w:val="20"/>
+                <w:szCs w:val="20"/>
+              </w:rPr>
+              <w:t xml:space="preserve">教学目标/要求</w:t>
             </w:r>
           </w:p>
         </w:tc>
         <w:tc>
           <w:tcPr>
             <w:tcW w:type="dxa" w:w="2000"/>
-            <w:tcMar>
-              <w:top w:type="dxa" w:w="80"/>
-              <w:left w:type="dxa" w:w="100"/>
-              <w:bottom w:type="dxa" w:w="80"/>
-              <w:right w:type="dxa" w:w="100"/>
-            </w:tcMar>
-            <w:vAlign w:val="center"/>
-          </w:tcPr>
-          <w:p>
-            <w:pPr>
-              <w:spacing w:after="40" w:before="0"/>
-            </w:pPr>
-            <w:r>
-              <w:rPr>
-                <w:rFonts w:ascii="宋体" w:cs="宋体" w:eastAsia="宋体" w:hAnsi="宋体"/>
-                <w:b w:val="false"/>
-                <w:bCs w:val="false"/>
-                <w:sz w:val="20"/>
-                <w:szCs w:val="20"/>
-              </w:rPr>
-              <w:t xml:space="preserve">教师：提前整理场地、调试教具；学生：着练功服/鞋，梳理头发，做好身体放松</w:t>
+            <w:shd w:fill="D9D9D9" w:color="auto" w:val="clear"/>
+            <w:tcMar>
+              <w:top w:type="dxa" w:w="80"/>
+              <w:left w:type="dxa" w:w="100"/>
+              <w:bottom w:type="dxa" w:w="80"/>
+              <w:right w:type="dxa" w:w="100"/>
+            </w:tcMar>
+            <w:vAlign w:val="center"/>
+          </w:tcPr>
+          <w:p>
+            <w:pPr>
+              <w:spacing w:after="40" w:before="0"/>
+            </w:pPr>
+            <w:r>
+              <w:rPr>
+                <w:rFonts w:ascii="宋体" w:cs="宋体" w:eastAsia="宋体" w:hAnsi="宋体"/>
+                <w:b/>
+                <w:bCs/>
+                <w:sz w:val="20"/>
+                <w:szCs w:val="20"/>
+              </w:rPr>
+              <w:t xml:space="preserve">师生活动</w:t>
             </w:r>
           </w:p>
         </w:tc>
         <w:tc>
           <w:tcPr>
             <w:tcW w:type="dxa" w:w="800"/>
-            <w:tcMar>
-              <w:top w:type="dxa" w:w="80"/>
-              <w:left w:type="dxa" w:w="100"/>
-              <w:bottom w:type="dxa" w:w="80"/>
-              <w:right w:type="dxa" w:w="100"/>
-            </w:tcMar>
-            <w:vAlign w:val="center"/>
-          </w:tcPr>
-          <w:p>
-            <w:pPr>
-              <w:spacing w:after="40" w:before="0"/>
-            </w:pPr>
-            <w:r>
-              <w:rPr>
-                <w:rFonts w:ascii="宋体" w:cs="宋体" w:eastAsia="宋体" w:hAnsi="宋体"/>
-                <w:b w:val="false"/>
-                <w:bCs w:val="false"/>
-                <w:sz w:val="20"/>
-                <w:szCs w:val="20"/>
-              </w:rPr>
-              <w:t xml:space="preserve">—</w:t>
+            <w:shd w:fill="D9D9D9" w:color="auto" w:val="clear"/>
+            <w:tcMar>
+              <w:top w:type="dxa" w:w="80"/>
+              <w:left w:type="dxa" w:w="100"/>
+              <w:bottom w:type="dxa" w:w="80"/>
+              <w:right w:type="dxa" w:w="100"/>
+            </w:tcMar>
+            <w:vAlign w:val="center"/>
+          </w:tcPr>
+          <w:p>
+            <w:pPr>
+              <w:spacing w:after="40" w:before="0"/>
+            </w:pPr>
+            <w:r>
+              <w:rPr>
+                <w:rFonts w:ascii="宋体" w:cs="宋体" w:eastAsia="宋体" w:hAnsi="宋体"/>
+                <w:b/>
+                <w:bCs/>
+                <w:sz w:val="20"/>
+                <w:szCs w:val="20"/>
+              </w:rPr>
+              <w:t xml:space="preserve">备注</w:t>
             </w:r>
           </w:p>
         </w:tc>

--- a/教案_第一周_古典舞踢腿.docx
+++ b/教案_第一周_古典舞踢腿.docx
@@ -49,7 +49,7 @@
     </w:p>
     <w:tbl>
       <w:tblPr>
-        <w:tblW w:type="dxa" w:w="12600"/>
+        <w:tblW w:type="dxa" w:w="14000"/>
         <w:tblBorders>
           <w:top w:val="single" w:color="auto" w:sz="4"/>
           <w:left w:val="single" w:color="auto" w:sz="4"/>
@@ -70,17 +70,17 @@
       </w:tblGrid>
       <w:tr>
         <w:trPr>
-          <w:trHeight w:val="450" w:hRule="atLeast"/>
+          <w:trHeight w:val="460" w:hRule="atLeast"/>
         </w:trPr>
         <w:tc>
           <w:tcPr>
-            <w:tcW w:type="dxa" w:w="1400"/>
+            <w:tcW w:type="dxa" w:w="1600"/>
             <w:shd w:fill="BDD7EE" w:color="auto" w:val="clear"/>
             <w:tcMar>
               <w:top w:type="dxa" w:w="100"/>
-              <w:left w:type="dxa" w:w="120"/>
-              <w:bottom w:type="dxa" w:w="100"/>
-              <w:right w:type="dxa" w:w="120"/>
+              <w:left w:type="dxa" w:w="130"/>
+              <w:bottom w:type="dxa" w:w="100"/>
+              <w:right w:type="dxa" w:w="130"/>
             </w:tcMar>
             <w:vAlign w:val="center"/>
           </w:tcPr>
@@ -103,12 +103,12 @@
         </w:tc>
         <w:tc>
           <w:tcPr>
-            <w:tcW w:type="dxa" w:w="2800"/>
-            <w:tcMar>
-              <w:top w:type="dxa" w:w="100"/>
-              <w:left w:type="dxa" w:w="120"/>
-              <w:bottom w:type="dxa" w:w="100"/>
-              <w:right w:type="dxa" w:w="120"/>
+            <w:tcW w:type="dxa" w:w="3100"/>
+            <w:tcMar>
+              <w:top w:type="dxa" w:w="100"/>
+              <w:left w:type="dxa" w:w="130"/>
+              <w:bottom w:type="dxa" w:w="100"/>
+              <w:right w:type="dxa" w:w="130"/>
             </w:tcMar>
             <w:vAlign w:val="center"/>
           </w:tcPr>
@@ -131,13 +131,13 @@
         </w:tc>
         <w:tc>
           <w:tcPr>
-            <w:tcW w:type="dxa" w:w="1400"/>
+            <w:tcW w:type="dxa" w:w="1600"/>
             <w:shd w:fill="BDD7EE" w:color="auto" w:val="clear"/>
             <w:tcMar>
               <w:top w:type="dxa" w:w="100"/>
-              <w:left w:type="dxa" w:w="120"/>
-              <w:bottom w:type="dxa" w:w="100"/>
-              <w:right w:type="dxa" w:w="120"/>
+              <w:left w:type="dxa" w:w="130"/>
+              <w:bottom w:type="dxa" w:w="100"/>
+              <w:right w:type="dxa" w:w="130"/>
             </w:tcMar>
             <w:vAlign w:val="center"/>
           </w:tcPr>
@@ -160,12 +160,12 @@
         </w:tc>
         <w:tc>
           <w:tcPr>
-            <w:tcW w:type="dxa" w:w="2800"/>
-            <w:tcMar>
-              <w:top w:type="dxa" w:w="100"/>
-              <w:left w:type="dxa" w:w="120"/>
-              <w:bottom w:type="dxa" w:w="100"/>
-              <w:right w:type="dxa" w:w="120"/>
+            <w:tcW w:type="dxa" w:w="2700"/>
+            <w:tcMar>
+              <w:top w:type="dxa" w:w="100"/>
+              <w:left w:type="dxa" w:w="130"/>
+              <w:bottom w:type="dxa" w:w="100"/>
+              <w:right w:type="dxa" w:w="130"/>
             </w:tcMar>
             <w:vAlign w:val="center"/>
           </w:tcPr>
@@ -188,13 +188,13 @@
         </w:tc>
         <w:tc>
           <w:tcPr>
-            <w:tcW w:type="dxa" w:w="1000"/>
+            <w:tcW w:type="dxa" w:w="1200"/>
             <w:shd w:fill="BDD7EE" w:color="auto" w:val="clear"/>
             <w:tcMar>
               <w:top w:type="dxa" w:w="100"/>
-              <w:left w:type="dxa" w:w="120"/>
-              <w:bottom w:type="dxa" w:w="100"/>
-              <w:right w:type="dxa" w:w="120"/>
+              <w:left w:type="dxa" w:w="130"/>
+              <w:bottom w:type="dxa" w:w="100"/>
+              <w:right w:type="dxa" w:w="130"/>
             </w:tcMar>
             <w:vAlign w:val="center"/>
           </w:tcPr>
@@ -217,12 +217,12 @@
         </w:tc>
         <w:tc>
           <w:tcPr>
-            <w:tcW w:type="dxa" w:w="3200"/>
-            <w:tcMar>
-              <w:top w:type="dxa" w:w="100"/>
-              <w:left w:type="dxa" w:w="120"/>
-              <w:bottom w:type="dxa" w:w="100"/>
-              <w:right w:type="dxa" w:w="120"/>
+            <w:tcW w:type="dxa" w:w="3800"/>
+            <w:tcMar>
+              <w:top w:type="dxa" w:w="100"/>
+              <w:left w:type="dxa" w:w="130"/>
+              <w:bottom w:type="dxa" w:w="100"/>
+              <w:right w:type="dxa" w:w="130"/>
             </w:tcMar>
             <w:vAlign w:val="center"/>
           </w:tcPr>
@@ -246,17 +246,17 @@
       </w:tr>
       <w:tr>
         <w:trPr>
-          <w:trHeight w:val="450" w:hRule="atLeast"/>
+          <w:trHeight w:val="460" w:hRule="atLeast"/>
         </w:trPr>
         <w:tc>
           <w:tcPr>
-            <w:tcW w:type="dxa" w:w="1400"/>
+            <w:tcW w:type="dxa" w:w="1600"/>
             <w:shd w:fill="BDD7EE" w:color="auto" w:val="clear"/>
             <w:tcMar>
               <w:top w:type="dxa" w:w="100"/>
-              <w:left w:type="dxa" w:w="120"/>
-              <w:bottom w:type="dxa" w:w="100"/>
-              <w:right w:type="dxa" w:w="120"/>
+              <w:left w:type="dxa" w:w="130"/>
+              <w:bottom w:type="dxa" w:w="100"/>
+              <w:right w:type="dxa" w:w="130"/>
             </w:tcMar>
             <w:vAlign w:val="center"/>
           </w:tcPr>
@@ -279,12 +279,12 @@
         </w:tc>
         <w:tc>
           <w:tcPr>
-            <w:tcW w:type="dxa" w:w="2800"/>
-            <w:tcMar>
-              <w:top w:type="dxa" w:w="100"/>
-              <w:left w:type="dxa" w:w="120"/>
-              <w:bottom w:type="dxa" w:w="100"/>
-              <w:right w:type="dxa" w:w="120"/>
+            <w:tcW w:type="dxa" w:w="3100"/>
+            <w:tcMar>
+              <w:top w:type="dxa" w:w="100"/>
+              <w:left w:type="dxa" w:w="130"/>
+              <w:bottom w:type="dxa" w:w="100"/>
+              <w:right w:type="dxa" w:w="130"/>
             </w:tcMar>
             <w:vAlign w:val="center"/>
           </w:tcPr>
@@ -307,13 +307,13 @@
         </w:tc>
         <w:tc>
           <w:tcPr>
-            <w:tcW w:type="dxa" w:w="1400"/>
+            <w:tcW w:type="dxa" w:w="1600"/>
             <w:shd w:fill="BDD7EE" w:color="auto" w:val="clear"/>
             <w:tcMar>
               <w:top w:type="dxa" w:w="100"/>
-              <w:left w:type="dxa" w:w="120"/>
-              <w:bottom w:type="dxa" w:w="100"/>
-              <w:right w:type="dxa" w:w="120"/>
+              <w:left w:type="dxa" w:w="130"/>
+              <w:bottom w:type="dxa" w:w="100"/>
+              <w:right w:type="dxa" w:w="130"/>
             </w:tcMar>
             <w:vAlign w:val="center"/>
           </w:tcPr>
@@ -336,12 +336,12 @@
         </w:tc>
         <w:tc>
           <w:tcPr>
-            <w:tcW w:type="dxa" w:w="2800"/>
-            <w:tcMar>
-              <w:top w:type="dxa" w:w="100"/>
-              <w:left w:type="dxa" w:w="120"/>
-              <w:bottom w:type="dxa" w:w="100"/>
-              <w:right w:type="dxa" w:w="120"/>
+            <w:tcW w:type="dxa" w:w="2700"/>
+            <w:tcMar>
+              <w:top w:type="dxa" w:w="100"/>
+              <w:left w:type="dxa" w:w="130"/>
+              <w:bottom w:type="dxa" w:w="100"/>
+              <w:right w:type="dxa" w:w="130"/>
             </w:tcMar>
             <w:vAlign w:val="center"/>
           </w:tcPr>
@@ -364,13 +364,13 @@
         </w:tc>
         <w:tc>
           <w:tcPr>
-            <w:tcW w:type="dxa" w:w="1000"/>
+            <w:tcW w:type="dxa" w:w="1200"/>
             <w:shd w:fill="BDD7EE" w:color="auto" w:val="clear"/>
             <w:tcMar>
               <w:top w:type="dxa" w:w="100"/>
-              <w:left w:type="dxa" w:w="120"/>
-              <w:bottom w:type="dxa" w:w="100"/>
-              <w:right w:type="dxa" w:w="120"/>
+              <w:left w:type="dxa" w:w="130"/>
+              <w:bottom w:type="dxa" w:w="100"/>
+              <w:right w:type="dxa" w:w="130"/>
             </w:tcMar>
             <w:vAlign w:val="center"/>
           </w:tcPr>
@@ -393,12 +393,12 @@
         </w:tc>
         <w:tc>
           <w:tcPr>
-            <w:tcW w:type="dxa" w:w="3200"/>
-            <w:tcMar>
-              <w:top w:type="dxa" w:w="100"/>
-              <w:left w:type="dxa" w:w="120"/>
-              <w:bottom w:type="dxa" w:w="100"/>
-              <w:right w:type="dxa" w:w="120"/>
+            <w:tcW w:type="dxa" w:w="3800"/>
+            <w:tcMar>
+              <w:top w:type="dxa" w:w="100"/>
+              <w:left w:type="dxa" w:w="130"/>
+              <w:bottom w:type="dxa" w:w="100"/>
+              <w:right w:type="dxa" w:w="130"/>
             </w:tcMar>
             <w:vAlign w:val="center"/>
           </w:tcPr>
@@ -447,7 +447,7 @@
     </w:p>
     <w:tbl>
       <w:tblPr>
-        <w:tblW w:type="dxa" w:w="12600"/>
+        <w:tblW w:type="dxa" w:w="14000"/>
         <w:tblBorders>
           <w:top w:val="single" w:color="auto" w:sz="4"/>
           <w:left w:val="single" w:color="auto" w:sz="4"/>
@@ -472,13 +472,13 @@
         </w:trPr>
         <w:tc>
           <w:tcPr>
-            <w:tcW w:type="dxa" w:w="1400"/>
+            <w:tcW w:type="dxa" w:w="1500"/>
             <w:shd w:fill="BDD7EE" w:color="auto" w:val="clear"/>
             <w:tcMar>
               <w:top w:type="dxa" w:w="100"/>
-              <w:left w:type="dxa" w:w="120"/>
-              <w:bottom w:type="dxa" w:w="100"/>
-              <w:right w:type="dxa" w:w="120"/>
+              <w:left w:type="dxa" w:w="130"/>
+              <w:bottom w:type="dxa" w:w="100"/>
+              <w:right w:type="dxa" w:w="130"/>
             </w:tcMar>
             <w:vAlign w:val="center"/>
           </w:tcPr>
@@ -505,9 +505,9 @@
             <w:shd w:fill="BDD7EE" w:color="auto" w:val="clear"/>
             <w:tcMar>
               <w:top w:type="dxa" w:w="100"/>
-              <w:left w:type="dxa" w:w="120"/>
-              <w:bottom w:type="dxa" w:w="100"/>
-              <w:right w:type="dxa" w:w="120"/>
+              <w:left w:type="dxa" w:w="130"/>
+              <w:bottom w:type="dxa" w:w="100"/>
+              <w:right w:type="dxa" w:w="130"/>
             </w:tcMar>
             <w:vAlign w:val="center"/>
           </w:tcPr>
@@ -530,13 +530,13 @@
         </w:tc>
         <w:tc>
           <w:tcPr>
-            <w:tcW w:type="dxa" w:w="800"/>
+            <w:tcW w:type="dxa" w:w="900"/>
             <w:shd w:fill="BDD7EE" w:color="auto" w:val="clear"/>
             <w:tcMar>
               <w:top w:type="dxa" w:w="100"/>
-              <w:left w:type="dxa" w:w="120"/>
-              <w:bottom w:type="dxa" w:w="100"/>
-              <w:right w:type="dxa" w:w="120"/>
+              <w:left w:type="dxa" w:w="130"/>
+              <w:bottom w:type="dxa" w:w="100"/>
+              <w:right w:type="dxa" w:w="130"/>
             </w:tcMar>
             <w:vAlign w:val="center"/>
           </w:tcPr>
@@ -559,13 +559,13 @@
         </w:tc>
         <w:tc>
           <w:tcPr>
-            <w:tcW w:type="dxa" w:w="2300"/>
+            <w:tcW w:type="dxa" w:w="2500"/>
             <w:shd w:fill="BDD7EE" w:color="auto" w:val="clear"/>
             <w:tcMar>
               <w:top w:type="dxa" w:w="100"/>
-              <w:left w:type="dxa" w:w="120"/>
-              <w:bottom w:type="dxa" w:w="100"/>
-              <w:right w:type="dxa" w:w="120"/>
+              <w:left w:type="dxa" w:w="130"/>
+              <w:bottom w:type="dxa" w:w="100"/>
+              <w:right w:type="dxa" w:w="130"/>
             </w:tcMar>
             <w:vAlign w:val="center"/>
           </w:tcPr>
@@ -588,13 +588,13 @@
         </w:tc>
         <w:tc>
           <w:tcPr>
-            <w:tcW w:type="dxa" w:w="2800"/>
+            <w:tcW w:type="dxa" w:w="3200"/>
             <w:shd w:fill="BDD7EE" w:color="auto" w:val="clear"/>
             <w:tcMar>
               <w:top w:type="dxa" w:w="100"/>
-              <w:left w:type="dxa" w:w="120"/>
-              <w:bottom w:type="dxa" w:w="100"/>
-              <w:right w:type="dxa" w:w="120"/>
+              <w:left w:type="dxa" w:w="130"/>
+              <w:bottom w:type="dxa" w:w="100"/>
+              <w:right w:type="dxa" w:w="130"/>
             </w:tcMar>
             <w:vAlign w:val="center"/>
           </w:tcPr>
@@ -617,13 +617,13 @@
         </w:tc>
         <w:tc>
           <w:tcPr>
-            <w:tcW w:type="dxa" w:w="800"/>
+            <w:tcW w:type="dxa" w:w="1000"/>
             <w:shd w:fill="BDD7EE" w:color="auto" w:val="clear"/>
             <w:tcMar>
               <w:top w:type="dxa" w:w="100"/>
-              <w:left w:type="dxa" w:w="120"/>
-              <w:bottom w:type="dxa" w:w="100"/>
-              <w:right w:type="dxa" w:w="120"/>
+              <w:left w:type="dxa" w:w="130"/>
+              <w:bottom w:type="dxa" w:w="100"/>
+              <w:right w:type="dxa" w:w="130"/>
             </w:tcMar>
             <w:vAlign w:val="center"/>
           </w:tcPr>
@@ -651,13 +651,13 @@
         </w:trPr>
         <w:tc>
           <w:tcPr>
-            <w:tcW w:type="dxa" w:w="1400"/>
+            <w:tcW w:type="dxa" w:w="1500"/>
             <w:shd w:fill="DEEAF1" w:color="auto" w:val="clear"/>
             <w:tcMar>
               <w:top w:type="dxa" w:w="100"/>
-              <w:left w:type="dxa" w:w="120"/>
-              <w:bottom w:type="dxa" w:w="100"/>
-              <w:right w:type="dxa" w:w="120"/>
+              <w:left w:type="dxa" w:w="130"/>
+              <w:bottom w:type="dxa" w:w="100"/>
+              <w:right w:type="dxa" w:w="130"/>
             </w:tcMar>
             <w:vAlign w:val="center"/>
           </w:tcPr>
@@ -683,9 +683,9 @@
             <w:tcW w:type="dxa" w:w="4500"/>
             <w:tcMar>
               <w:top w:type="dxa" w:w="100"/>
-              <w:left w:type="dxa" w:w="120"/>
-              <w:bottom w:type="dxa" w:w="100"/>
-              <w:right w:type="dxa" w:w="120"/>
+              <w:left w:type="dxa" w:w="130"/>
+              <w:bottom w:type="dxa" w:w="100"/>
+              <w:right w:type="dxa" w:w="130"/>
             </w:tcMar>
             <w:vAlign w:val="center"/>
           </w:tcPr>
@@ -740,12 +740,12 @@
         </w:tc>
         <w:tc>
           <w:tcPr>
-            <w:tcW w:type="dxa" w:w="800"/>
-            <w:tcMar>
-              <w:top w:type="dxa" w:w="100"/>
-              <w:left w:type="dxa" w:w="120"/>
-              <w:bottom w:type="dxa" w:w="100"/>
-              <w:right w:type="dxa" w:w="120"/>
+            <w:tcW w:type="dxa" w:w="900"/>
+            <w:tcMar>
+              <w:top w:type="dxa" w:w="100"/>
+              <w:left w:type="dxa" w:w="130"/>
+              <w:bottom w:type="dxa" w:w="100"/>
+              <w:right w:type="dxa" w:w="130"/>
             </w:tcMar>
             <w:vAlign w:val="center"/>
           </w:tcPr>
@@ -768,12 +768,12 @@
         </w:tc>
         <w:tc>
           <w:tcPr>
-            <w:tcW w:type="dxa" w:w="2300"/>
-            <w:tcMar>
-              <w:top w:type="dxa" w:w="100"/>
-              <w:left w:type="dxa" w:w="120"/>
-              <w:bottom w:type="dxa" w:w="100"/>
-              <w:right w:type="dxa" w:w="120"/>
+            <w:tcW w:type="dxa" w:w="2500"/>
+            <w:tcMar>
+              <w:top w:type="dxa" w:w="100"/>
+              <w:left w:type="dxa" w:w="130"/>
+              <w:bottom w:type="dxa" w:w="100"/>
+              <w:right w:type="dxa" w:w="130"/>
             </w:tcMar>
             <w:vAlign w:val="center"/>
           </w:tcPr>
@@ -796,12 +796,12 @@
         </w:tc>
         <w:tc>
           <w:tcPr>
-            <w:tcW w:type="dxa" w:w="2800"/>
-            <w:tcMar>
-              <w:top w:type="dxa" w:w="100"/>
-              <w:left w:type="dxa" w:w="120"/>
-              <w:bottom w:type="dxa" w:w="100"/>
-              <w:right w:type="dxa" w:w="120"/>
+            <w:tcW w:type="dxa" w:w="3200"/>
+            <w:tcMar>
+              <w:top w:type="dxa" w:w="100"/>
+              <w:left w:type="dxa" w:w="130"/>
+              <w:bottom w:type="dxa" w:w="100"/>
+              <w:right w:type="dxa" w:w="130"/>
             </w:tcMar>
             <w:vAlign w:val="center"/>
           </w:tcPr>
@@ -824,12 +824,12 @@
         </w:tc>
         <w:tc>
           <w:tcPr>
-            <w:tcW w:type="dxa" w:w="800"/>
-            <w:tcMar>
-              <w:top w:type="dxa" w:w="100"/>
-              <w:left w:type="dxa" w:w="120"/>
-              <w:bottom w:type="dxa" w:w="100"/>
-              <w:right w:type="dxa" w:w="120"/>
+            <w:tcW w:type="dxa" w:w="1000"/>
+            <w:tcMar>
+              <w:top w:type="dxa" w:w="100"/>
+              <w:left w:type="dxa" w:w="130"/>
+              <w:bottom w:type="dxa" w:w="100"/>
+              <w:right w:type="dxa" w:w="130"/>
             </w:tcMar>
             <w:vAlign w:val="center"/>
           </w:tcPr>
@@ -857,13 +857,13 @@
         </w:trPr>
         <w:tc>
           <w:tcPr>
-            <w:tcW w:type="dxa" w:w="1400"/>
+            <w:tcW w:type="dxa" w:w="1500"/>
             <w:shd w:fill="DEEAF1" w:color="auto" w:val="clear"/>
             <w:tcMar>
               <w:top w:type="dxa" w:w="100"/>
-              <w:left w:type="dxa" w:w="120"/>
-              <w:bottom w:type="dxa" w:w="100"/>
-              <w:right w:type="dxa" w:w="120"/>
+              <w:left w:type="dxa" w:w="130"/>
+              <w:bottom w:type="dxa" w:w="100"/>
+              <w:right w:type="dxa" w:w="130"/>
             </w:tcMar>
             <w:vAlign w:val="center"/>
           </w:tcPr>
@@ -889,9 +889,9 @@
             <w:tcW w:type="dxa" w:w="4500"/>
             <w:tcMar>
               <w:top w:type="dxa" w:w="100"/>
-              <w:left w:type="dxa" w:w="120"/>
-              <w:bottom w:type="dxa" w:w="100"/>
-              <w:right w:type="dxa" w:w="120"/>
+              <w:left w:type="dxa" w:w="130"/>
+              <w:bottom w:type="dxa" w:w="100"/>
+              <w:right w:type="dxa" w:w="130"/>
             </w:tcMar>
             <w:vAlign w:val="center"/>
           </w:tcPr>
@@ -1042,12 +1042,12 @@
         </w:tc>
         <w:tc>
           <w:tcPr>
-            <w:tcW w:type="dxa" w:w="800"/>
-            <w:tcMar>
-              <w:top w:type="dxa" w:w="100"/>
-              <w:left w:type="dxa" w:w="120"/>
-              <w:bottom w:type="dxa" w:w="100"/>
-              <w:right w:type="dxa" w:w="120"/>
+            <w:tcW w:type="dxa" w:w="900"/>
+            <w:tcMar>
+              <w:top w:type="dxa" w:w="100"/>
+              <w:left w:type="dxa" w:w="130"/>
+              <w:bottom w:type="dxa" w:w="100"/>
+              <w:right w:type="dxa" w:w="130"/>
             </w:tcMar>
             <w:vAlign w:val="center"/>
           </w:tcPr>
@@ -1070,12 +1070,12 @@
         </w:tc>
         <w:tc>
           <w:tcPr>
-            <w:tcW w:type="dxa" w:w="2300"/>
-            <w:tcMar>
-              <w:top w:type="dxa" w:w="100"/>
-              <w:left w:type="dxa" w:w="120"/>
-              <w:bottom w:type="dxa" w:w="100"/>
-              <w:right w:type="dxa" w:w="120"/>
+            <w:tcW w:type="dxa" w:w="2500"/>
+            <w:tcMar>
+              <w:top w:type="dxa" w:w="100"/>
+              <w:left w:type="dxa" w:w="130"/>
+              <w:bottom w:type="dxa" w:w="100"/>
+              <w:right w:type="dxa" w:w="130"/>
             </w:tcMar>
             <w:vAlign w:val="center"/>
           </w:tcPr>
@@ -1098,12 +1098,12 @@
         </w:tc>
         <w:tc>
           <w:tcPr>
-            <w:tcW w:type="dxa" w:w="2800"/>
-            <w:tcMar>
-              <w:top w:type="dxa" w:w="100"/>
-              <w:left w:type="dxa" w:w="120"/>
-              <w:bottom w:type="dxa" w:w="100"/>
-              <w:right w:type="dxa" w:w="120"/>
+            <w:tcW w:type="dxa" w:w="3200"/>
+            <w:tcMar>
+              <w:top w:type="dxa" w:w="100"/>
+              <w:left w:type="dxa" w:w="130"/>
+              <w:bottom w:type="dxa" w:w="100"/>
+              <w:right w:type="dxa" w:w="130"/>
             </w:tcMar>
             <w:vAlign w:val="center"/>
           </w:tcPr>
@@ -1126,12 +1126,12 @@
         </w:tc>
         <w:tc>
           <w:tcPr>
-            <w:tcW w:type="dxa" w:w="800"/>
-            <w:tcMar>
-              <w:top w:type="dxa" w:w="100"/>
-              <w:left w:type="dxa" w:w="120"/>
-              <w:bottom w:type="dxa" w:w="100"/>
-              <w:right w:type="dxa" w:w="120"/>
+            <w:tcW w:type="dxa" w:w="1000"/>
+            <w:tcMar>
+              <w:top w:type="dxa" w:w="100"/>
+              <w:left w:type="dxa" w:w="130"/>
+              <w:bottom w:type="dxa" w:w="100"/>
+              <w:right w:type="dxa" w:w="130"/>
             </w:tcMar>
             <w:vAlign w:val="center"/>
           </w:tcPr>
@@ -1159,13 +1159,13 @@
         </w:trPr>
         <w:tc>
           <w:tcPr>
-            <w:tcW w:type="dxa" w:w="1400"/>
+            <w:tcW w:type="dxa" w:w="1500"/>
             <w:shd w:fill="DEEAF1" w:color="auto" w:val="clear"/>
             <w:tcMar>
               <w:top w:type="dxa" w:w="100"/>
-              <w:left w:type="dxa" w:w="120"/>
-              <w:bottom w:type="dxa" w:w="100"/>
-              <w:right w:type="dxa" w:w="120"/>
+              <w:left w:type="dxa" w:w="130"/>
+              <w:bottom w:type="dxa" w:w="100"/>
+              <w:right w:type="dxa" w:w="130"/>
             </w:tcMar>
             <w:vAlign w:val="center"/>
           </w:tcPr>
@@ -1191,9 +1191,9 @@
             <w:tcW w:type="dxa" w:w="4500"/>
             <w:tcMar>
               <w:top w:type="dxa" w:w="100"/>
-              <w:left w:type="dxa" w:w="120"/>
-              <w:bottom w:type="dxa" w:w="100"/>
-              <w:right w:type="dxa" w:w="120"/>
+              <w:left w:type="dxa" w:w="130"/>
+              <w:bottom w:type="dxa" w:w="100"/>
+              <w:right w:type="dxa" w:w="130"/>
             </w:tcMar>
             <w:vAlign w:val="center"/>
           </w:tcPr>
@@ -1248,12 +1248,12 @@
         </w:tc>
         <w:tc>
           <w:tcPr>
-            <w:tcW w:type="dxa" w:w="800"/>
-            <w:tcMar>
-              <w:top w:type="dxa" w:w="100"/>
-              <w:left w:type="dxa" w:w="120"/>
-              <w:bottom w:type="dxa" w:w="100"/>
-              <w:right w:type="dxa" w:w="120"/>
+            <w:tcW w:type="dxa" w:w="900"/>
+            <w:tcMar>
+              <w:top w:type="dxa" w:w="100"/>
+              <w:left w:type="dxa" w:w="130"/>
+              <w:bottom w:type="dxa" w:w="100"/>
+              <w:right w:type="dxa" w:w="130"/>
             </w:tcMar>
             <w:vAlign w:val="center"/>
           </w:tcPr>
@@ -1276,12 +1276,12 @@
         </w:tc>
         <w:tc>
           <w:tcPr>
-            <w:tcW w:type="dxa" w:w="2300"/>
-            <w:tcMar>
-              <w:top w:type="dxa" w:w="100"/>
-              <w:left w:type="dxa" w:w="120"/>
-              <w:bottom w:type="dxa" w:w="100"/>
-              <w:right w:type="dxa" w:w="120"/>
+            <w:tcW w:type="dxa" w:w="2500"/>
+            <w:tcMar>
+              <w:top w:type="dxa" w:w="100"/>
+              <w:left w:type="dxa" w:w="130"/>
+              <w:bottom w:type="dxa" w:w="100"/>
+              <w:right w:type="dxa" w:w="130"/>
             </w:tcMar>
             <w:vAlign w:val="center"/>
           </w:tcPr>
@@ -1336,12 +1336,12 @@
         </w:tc>
         <w:tc>
           <w:tcPr>
-            <w:tcW w:type="dxa" w:w="2800"/>
-            <w:tcMar>
-              <w:top w:type="dxa" w:w="100"/>
-              <w:left w:type="dxa" w:w="120"/>
-              <w:bottom w:type="dxa" w:w="100"/>
-              <w:right w:type="dxa" w:w="120"/>
+            <w:tcW w:type="dxa" w:w="3200"/>
+            <w:tcMar>
+              <w:top w:type="dxa" w:w="100"/>
+              <w:left w:type="dxa" w:w="130"/>
+              <w:bottom w:type="dxa" w:w="100"/>
+              <w:right w:type="dxa" w:w="130"/>
             </w:tcMar>
             <w:vAlign w:val="center"/>
           </w:tcPr>
@@ -1364,12 +1364,12 @@
         </w:tc>
         <w:tc>
           <w:tcPr>
-            <w:tcW w:type="dxa" w:w="800"/>
-            <w:tcMar>
-              <w:top w:type="dxa" w:w="100"/>
-              <w:left w:type="dxa" w:w="120"/>
-              <w:bottom w:type="dxa" w:w="100"/>
-              <w:right w:type="dxa" w:w="120"/>
+            <w:tcW w:type="dxa" w:w="1000"/>
+            <w:tcMar>
+              <w:top w:type="dxa" w:w="100"/>
+              <w:left w:type="dxa" w:w="130"/>
+              <w:bottom w:type="dxa" w:w="100"/>
+              <w:right w:type="dxa" w:w="130"/>
             </w:tcMar>
             <w:vAlign w:val="center"/>
           </w:tcPr>
@@ -1397,13 +1397,13 @@
         </w:trPr>
         <w:tc>
           <w:tcPr>
-            <w:tcW w:type="dxa" w:w="1400"/>
+            <w:tcW w:type="dxa" w:w="1500"/>
             <w:shd w:fill="DEEAF1" w:color="auto" w:val="clear"/>
             <w:tcMar>
               <w:top w:type="dxa" w:w="100"/>
-              <w:left w:type="dxa" w:w="120"/>
-              <w:bottom w:type="dxa" w:w="100"/>
-              <w:right w:type="dxa" w:w="120"/>
+              <w:left w:type="dxa" w:w="130"/>
+              <w:bottom w:type="dxa" w:w="100"/>
+              <w:right w:type="dxa" w:w="130"/>
             </w:tcMar>
             <w:vAlign w:val="center"/>
           </w:tcPr>
@@ -1429,9 +1429,9 @@
             <w:tcW w:type="dxa" w:w="4500"/>
             <w:tcMar>
               <w:top w:type="dxa" w:w="100"/>
-              <w:left w:type="dxa" w:w="120"/>
-              <w:bottom w:type="dxa" w:w="100"/>
-              <w:right w:type="dxa" w:w="120"/>
+              <w:left w:type="dxa" w:w="130"/>
+              <w:bottom w:type="dxa" w:w="100"/>
+              <w:right w:type="dxa" w:w="130"/>
             </w:tcMar>
             <w:vAlign w:val="center"/>
           </w:tcPr>
@@ -1518,12 +1518,12 @@
         </w:tc>
         <w:tc>
           <w:tcPr>
-            <w:tcW w:type="dxa" w:w="800"/>
-            <w:tcMar>
-              <w:top w:type="dxa" w:w="100"/>
-              <w:left w:type="dxa" w:w="120"/>
-              <w:bottom w:type="dxa" w:w="100"/>
-              <w:right w:type="dxa" w:w="120"/>
+            <w:tcW w:type="dxa" w:w="900"/>
+            <w:tcMar>
+              <w:top w:type="dxa" w:w="100"/>
+              <w:left w:type="dxa" w:w="130"/>
+              <w:bottom w:type="dxa" w:w="100"/>
+              <w:right w:type="dxa" w:w="130"/>
             </w:tcMar>
             <w:vAlign w:val="center"/>
           </w:tcPr>
@@ -1546,12 +1546,12 @@
         </w:tc>
         <w:tc>
           <w:tcPr>
-            <w:tcW w:type="dxa" w:w="2300"/>
-            <w:tcMar>
-              <w:top w:type="dxa" w:w="100"/>
-              <w:left w:type="dxa" w:w="120"/>
-              <w:bottom w:type="dxa" w:w="100"/>
-              <w:right w:type="dxa" w:w="120"/>
+            <w:tcW w:type="dxa" w:w="2500"/>
+            <w:tcMar>
+              <w:top w:type="dxa" w:w="100"/>
+              <w:left w:type="dxa" w:w="130"/>
+              <w:bottom w:type="dxa" w:w="100"/>
+              <w:right w:type="dxa" w:w="130"/>
             </w:tcMar>
             <w:vAlign w:val="center"/>
           </w:tcPr>
@@ -1590,12 +1590,12 @@
         </w:tc>
         <w:tc>
           <w:tcPr>
-            <w:tcW w:type="dxa" w:w="2800"/>
-            <w:tcMar>
-              <w:top w:type="dxa" w:w="100"/>
-              <w:left w:type="dxa" w:w="120"/>
-              <w:bottom w:type="dxa" w:w="100"/>
-              <w:right w:type="dxa" w:w="120"/>
+            <w:tcW w:type="dxa" w:w="3200"/>
+            <w:tcMar>
+              <w:top w:type="dxa" w:w="100"/>
+              <w:left w:type="dxa" w:w="130"/>
+              <w:bottom w:type="dxa" w:w="100"/>
+              <w:right w:type="dxa" w:w="130"/>
             </w:tcMar>
             <w:vAlign w:val="center"/>
           </w:tcPr>
@@ -1618,12 +1618,12 @@
         </w:tc>
         <w:tc>
           <w:tcPr>
-            <w:tcW w:type="dxa" w:w="800"/>
-            <w:tcMar>
-              <w:top w:type="dxa" w:w="100"/>
-              <w:left w:type="dxa" w:w="120"/>
-              <w:bottom w:type="dxa" w:w="100"/>
-              <w:right w:type="dxa" w:w="120"/>
+            <w:tcW w:type="dxa" w:w="1000"/>
+            <w:tcMar>
+              <w:top w:type="dxa" w:w="100"/>
+              <w:left w:type="dxa" w:w="130"/>
+              <w:bottom w:type="dxa" w:w="100"/>
+              <w:right w:type="dxa" w:w="130"/>
             </w:tcMar>
             <w:vAlign w:val="center"/>
           </w:tcPr>
@@ -1651,13 +1651,13 @@
         </w:trPr>
         <w:tc>
           <w:tcPr>
-            <w:tcW w:type="dxa" w:w="1400"/>
+            <w:tcW w:type="dxa" w:w="1500"/>
             <w:shd w:fill="DEEAF1" w:color="auto" w:val="clear"/>
             <w:tcMar>
               <w:top w:type="dxa" w:w="100"/>
-              <w:left w:type="dxa" w:w="120"/>
-              <w:bottom w:type="dxa" w:w="100"/>
-              <w:right w:type="dxa" w:w="120"/>
+              <w:left w:type="dxa" w:w="130"/>
+              <w:bottom w:type="dxa" w:w="100"/>
+              <w:right w:type="dxa" w:w="130"/>
             </w:tcMar>
             <w:vAlign w:val="center"/>
           </w:tcPr>
@@ -1674,7 +1674,23 @@
                 <w:sz w:val="20"/>
                 <w:szCs w:val="20"/>
               </w:rPr>
-              <w:t xml:space="preserve">三、把杆大踢腿讲授与实操</w:t>
+              <w:t xml:space="preserve">三、把杆大踢腿</w:t>
+            </w:r>
+          </w:p>
+          <w:p>
+            <w:pPr>
+              <w:spacing w:after="40" w:before="0"/>
+              <w:jc w:val="left"/>
+            </w:pPr>
+            <w:r>
+              <w:rPr>
+                <w:rFonts w:ascii="宋体" w:cs="宋体" w:eastAsia="宋体" w:hAnsi="宋体"/>
+                <w:b/>
+                <w:bCs/>
+                <w:sz w:val="20"/>
+                <w:szCs w:val="20"/>
+              </w:rPr>
+              <w:t xml:space="preserve">讲授与实操</w:t>
             </w:r>
           </w:p>
         </w:tc>
@@ -1683,9 +1699,9 @@
             <w:tcW w:type="dxa" w:w="4500"/>
             <w:tcMar>
               <w:top w:type="dxa" w:w="100"/>
-              <w:left w:type="dxa" w:w="120"/>
-              <w:bottom w:type="dxa" w:w="100"/>
-              <w:right w:type="dxa" w:w="120"/>
+              <w:left w:type="dxa" w:w="130"/>
+              <w:bottom w:type="dxa" w:w="100"/>
+              <w:right w:type="dxa" w:w="130"/>
             </w:tcMar>
             <w:vAlign w:val="center"/>
           </w:tcPr>
@@ -1734,18 +1750,18 @@
                 <w:sz w:val="20"/>
                 <w:szCs w:val="20"/>
               </w:rPr>
-              <w:t xml:space="preserve">3. 小结与个别指导：重申核心要点；对薄弱学生一对一调整姿态</w:t>
-            </w:r>
-          </w:p>
-        </w:tc>
-        <w:tc>
-          <w:tcPr>
-            <w:tcW w:type="dxa" w:w="800"/>
-            <w:tcMar>
-              <w:top w:type="dxa" w:w="100"/>
-              <w:left w:type="dxa" w:w="120"/>
-              <w:bottom w:type="dxa" w:w="100"/>
-              <w:right w:type="dxa" w:w="120"/>
+              <w:t xml:space="preserve">3. 小结与个别指导：重申核心要点；对薄弱学生一对一调整姿态，帮助找到正确发力感</w:t>
+            </w:r>
+          </w:p>
+        </w:tc>
+        <w:tc>
+          <w:tcPr>
+            <w:tcW w:type="dxa" w:w="900"/>
+            <w:tcMar>
+              <w:top w:type="dxa" w:w="100"/>
+              <w:left w:type="dxa" w:w="130"/>
+              <w:bottom w:type="dxa" w:w="100"/>
+              <w:right w:type="dxa" w:w="130"/>
             </w:tcMar>
             <w:vAlign w:val="center"/>
           </w:tcPr>
@@ -1768,12 +1784,12 @@
         </w:tc>
         <w:tc>
           <w:tcPr>
-            <w:tcW w:type="dxa" w:w="2300"/>
-            <w:tcMar>
-              <w:top w:type="dxa" w:w="100"/>
-              <w:left w:type="dxa" w:w="120"/>
-              <w:bottom w:type="dxa" w:w="100"/>
-              <w:right w:type="dxa" w:w="120"/>
+            <w:tcW w:type="dxa" w:w="2500"/>
+            <w:tcMar>
+              <w:top w:type="dxa" w:w="100"/>
+              <w:left w:type="dxa" w:w="130"/>
+              <w:bottom w:type="dxa" w:w="100"/>
+              <w:right w:type="dxa" w:w="130"/>
             </w:tcMar>
             <w:vAlign w:val="center"/>
           </w:tcPr>
@@ -1822,46 +1838,46 @@
                 <w:sz w:val="20"/>
                 <w:szCs w:val="20"/>
               </w:rPr>
-              <w:t xml:space="preserve">3. 及时解决个体动作问题</w:t>
-            </w:r>
-          </w:p>
-        </w:tc>
-        <w:tc>
-          <w:tcPr>
-            <w:tcW w:type="dxa" w:w="2800"/>
-            <w:tcMar>
-              <w:top w:type="dxa" w:w="100"/>
-              <w:left w:type="dxa" w:w="120"/>
-              <w:bottom w:type="dxa" w:w="100"/>
-              <w:right w:type="dxa" w:w="120"/>
-            </w:tcMar>
-            <w:vAlign w:val="center"/>
-          </w:tcPr>
-          <w:p>
-            <w:pPr>
-              <w:spacing w:after="40" w:before="0"/>
-              <w:jc w:val="left"/>
-            </w:pPr>
-            <w:r>
-              <w:rPr>
-                <w:rFonts w:ascii="宋体" w:cs="宋体" w:eastAsia="宋体" w:hAnsi="宋体"/>
-                <w:b w:val="false"/>
-                <w:bCs w:val="false"/>
-                <w:sz w:val="20"/>
-                <w:szCs w:val="20"/>
-              </w:rPr>
-              <w:t xml:space="preserve">教师：示范讲解、巡回指导、集体纠错、个别辅导；学生：认真听讲、分组实操、主动请教</w:t>
-            </w:r>
-          </w:p>
-        </w:tc>
-        <w:tc>
-          <w:tcPr>
-            <w:tcW w:type="dxa" w:w="800"/>
-            <w:tcMar>
-              <w:top w:type="dxa" w:w="100"/>
-              <w:left w:type="dxa" w:w="120"/>
-              <w:bottom w:type="dxa" w:w="100"/>
-              <w:right w:type="dxa" w:w="120"/>
+              <w:t xml:space="preserve">3. 及时解决个体动作问题，夯实基础</w:t>
+            </w:r>
+          </w:p>
+        </w:tc>
+        <w:tc>
+          <w:tcPr>
+            <w:tcW w:type="dxa" w:w="3200"/>
+            <w:tcMar>
+              <w:top w:type="dxa" w:w="100"/>
+              <w:left w:type="dxa" w:w="130"/>
+              <w:bottom w:type="dxa" w:w="100"/>
+              <w:right w:type="dxa" w:w="130"/>
+            </w:tcMar>
+            <w:vAlign w:val="center"/>
+          </w:tcPr>
+          <w:p>
+            <w:pPr>
+              <w:spacing w:after="40" w:before="0"/>
+              <w:jc w:val="left"/>
+            </w:pPr>
+            <w:r>
+              <w:rPr>
+                <w:rFonts w:ascii="宋体" w:cs="宋体" w:eastAsia="宋体" w:hAnsi="宋体"/>
+                <w:b w:val="false"/>
+                <w:bCs w:val="false"/>
+                <w:sz w:val="20"/>
+                <w:szCs w:val="20"/>
+              </w:rPr>
+              <w:t xml:space="preserve">教师：示范讲解、巡回指导、集体纠错、个别辅导；学生：认真听讲、分组实操、跟随纠正、主动请教</w:t>
+            </w:r>
+          </w:p>
+        </w:tc>
+        <w:tc>
+          <w:tcPr>
+            <w:tcW w:type="dxa" w:w="1000"/>
+            <w:tcMar>
+              <w:top w:type="dxa" w:w="100"/>
+              <w:left w:type="dxa" w:w="130"/>
+              <w:bottom w:type="dxa" w:w="100"/>
+              <w:right w:type="dxa" w:w="130"/>
             </w:tcMar>
             <w:vAlign w:val="center"/>
           </w:tcPr>
@@ -1889,13 +1905,13 @@
         </w:trPr>
         <w:tc>
           <w:tcPr>
-            <w:tcW w:type="dxa" w:w="1400"/>
+            <w:tcW w:type="dxa" w:w="1500"/>
             <w:shd w:fill="DEEAF1" w:color="auto" w:val="clear"/>
             <w:tcMar>
               <w:top w:type="dxa" w:w="100"/>
-              <w:left w:type="dxa" w:w="120"/>
-              <w:bottom w:type="dxa" w:w="100"/>
-              <w:right w:type="dxa" w:w="120"/>
+              <w:left w:type="dxa" w:w="130"/>
+              <w:bottom w:type="dxa" w:w="100"/>
+              <w:right w:type="dxa" w:w="130"/>
             </w:tcMar>
             <w:vAlign w:val="center"/>
           </w:tcPr>
@@ -1912,7 +1928,23 @@
                 <w:sz w:val="20"/>
                 <w:szCs w:val="20"/>
               </w:rPr>
-              <w:t xml:space="preserve">四、中间大踢腿讲授与实操</w:t>
+              <w:t xml:space="preserve">四、中间大踢腿</w:t>
+            </w:r>
+          </w:p>
+          <w:p>
+            <w:pPr>
+              <w:spacing w:after="40" w:before="0"/>
+              <w:jc w:val="left"/>
+            </w:pPr>
+            <w:r>
+              <w:rPr>
+                <w:rFonts w:ascii="宋体" w:cs="宋体" w:eastAsia="宋体" w:hAnsi="宋体"/>
+                <w:b/>
+                <w:bCs/>
+                <w:sz w:val="20"/>
+                <w:szCs w:val="20"/>
+              </w:rPr>
+              <w:t xml:space="preserve">讲授与实操</w:t>
             </w:r>
           </w:p>
         </w:tc>
@@ -1921,42 +1953,42 @@
             <w:tcW w:type="dxa" w:w="4500"/>
             <w:tcMar>
               <w:top w:type="dxa" w:w="100"/>
-              <w:left w:type="dxa" w:w="120"/>
-              <w:bottom w:type="dxa" w:w="100"/>
-              <w:right w:type="dxa" w:w="120"/>
-            </w:tcMar>
-            <w:vAlign w:val="center"/>
-          </w:tcPr>
-          <w:p>
-            <w:pPr>
-              <w:spacing w:after="40" w:before="0"/>
-              <w:jc w:val="left"/>
-            </w:pPr>
-            <w:r>
-              <w:rPr>
-                <w:rFonts w:ascii="宋体" w:cs="宋体" w:eastAsia="宋体" w:hAnsi="宋体"/>
-                <w:b w:val="false"/>
-                <w:bCs w:val="false"/>
-                <w:sz w:val="20"/>
-                <w:szCs w:val="20"/>
-              </w:rPr>
-              <w:t xml:space="preserve">1. 动作要领讲授：示范+讲解准备姿态（小八字位、收腹提臀、双肩下沉）、踢腿过程（擦地爆发起腿、最高点蹬直绷脚、落地微屈缓冲）、核心要求（爆发力+控制力结合、呼吸配合、身体垂直）</w:t>
-            </w:r>
-          </w:p>
-          <w:p>
-            <w:pPr>
-              <w:spacing w:after="40" w:before="0"/>
-              <w:jc w:val="left"/>
-            </w:pPr>
-            <w:r>
-              <w:rPr>
-                <w:rFonts w:ascii="宋体" w:cs="宋体" w:eastAsia="宋体" w:hAnsi="宋体"/>
-                <w:b w:val="false"/>
-                <w:bCs w:val="false"/>
-                <w:sz w:val="20"/>
-                <w:szCs w:val="20"/>
-              </w:rPr>
-              <w:t xml:space="preserve">2. 分组实操：先慢踢（各方向3个八拍），再快踢（各方向5个八拍）；分组展示，每组2-3人</w:t>
+              <w:left w:type="dxa" w:w="130"/>
+              <w:bottom w:type="dxa" w:w="100"/>
+              <w:right w:type="dxa" w:w="130"/>
+            </w:tcMar>
+            <w:vAlign w:val="center"/>
+          </w:tcPr>
+          <w:p>
+            <w:pPr>
+              <w:spacing w:after="40" w:before="0"/>
+              <w:jc w:val="left"/>
+            </w:pPr>
+            <w:r>
+              <w:rPr>
+                <w:rFonts w:ascii="宋体" w:cs="宋体" w:eastAsia="宋体" w:hAnsi="宋体"/>
+                <w:b w:val="false"/>
+                <w:bCs w:val="false"/>
+                <w:sz w:val="20"/>
+                <w:szCs w:val="20"/>
+              </w:rPr>
+              <w:t xml:space="preserve">1. 动作要领讲授：示范+讲解准备姿态（小八字位、收腹提臀、双肩下沉、双手叉腰/打开）、踢腿过程（擦地爆发起腿、最高点蹬直绷脚、落地微屈缓冲）、核心要求（爆发力+控制力结合、呼吸配合、身体垂直）</w:t>
+            </w:r>
+          </w:p>
+          <w:p>
+            <w:pPr>
+              <w:spacing w:after="40" w:before="0"/>
+              <w:jc w:val="left"/>
+            </w:pPr>
+            <w:r>
+              <w:rPr>
+                <w:rFonts w:ascii="宋体" w:cs="宋体" w:eastAsia="宋体" w:hAnsi="宋体"/>
+                <w:b w:val="false"/>
+                <w:bCs w:val="false"/>
+                <w:sz w:val="20"/>
+                <w:szCs w:val="20"/>
+              </w:rPr>
+              <w:t xml:space="preserve">2. 分组实操：先慢踢（各方向3个八拍），再快踢（各方向5个八拍）；组织分组展示，每组推选2-3名学生，其余观察</w:t>
             </w:r>
           </w:p>
           <w:p>
@@ -1978,12 +2010,12 @@
         </w:tc>
         <w:tc>
           <w:tcPr>
-            <w:tcW w:type="dxa" w:w="800"/>
-            <w:tcMar>
-              <w:top w:type="dxa" w:w="100"/>
-              <w:left w:type="dxa" w:w="120"/>
-              <w:bottom w:type="dxa" w:w="100"/>
-              <w:right w:type="dxa" w:w="120"/>
+            <w:tcW w:type="dxa" w:w="900"/>
+            <w:tcMar>
+              <w:top w:type="dxa" w:w="100"/>
+              <w:left w:type="dxa" w:w="130"/>
+              <w:bottom w:type="dxa" w:w="100"/>
+              <w:right w:type="dxa" w:w="130"/>
             </w:tcMar>
             <w:vAlign w:val="center"/>
           </w:tcPr>
@@ -2006,12 +2038,12 @@
         </w:tc>
         <w:tc>
           <w:tcPr>
-            <w:tcW w:type="dxa" w:w="2300"/>
-            <w:tcMar>
-              <w:top w:type="dxa" w:w="100"/>
-              <w:left w:type="dxa" w:w="120"/>
-              <w:bottom w:type="dxa" w:w="100"/>
-              <w:right w:type="dxa" w:w="120"/>
+            <w:tcW w:type="dxa" w:w="2500"/>
+            <w:tcMar>
+              <w:top w:type="dxa" w:w="100"/>
+              <w:left w:type="dxa" w:w="130"/>
+              <w:bottom w:type="dxa" w:w="100"/>
+              <w:right w:type="dxa" w:w="130"/>
             </w:tcMar>
             <w:vAlign w:val="center"/>
           </w:tcPr>
@@ -2044,7 +2076,7 @@
                 <w:sz w:val="20"/>
                 <w:szCs w:val="20"/>
               </w:rPr>
-              <w:t xml:space="preserve">2. 提升腿部爆发力、身体协调性</w:t>
+              <w:t xml:space="preserve">2. 提升腿部爆发力、身体协调性与关节保护意识</w:t>
             </w:r>
           </w:p>
           <w:p>
@@ -2066,40 +2098,40 @@
         </w:tc>
         <w:tc>
           <w:tcPr>
-            <w:tcW w:type="dxa" w:w="2800"/>
-            <w:tcMar>
-              <w:top w:type="dxa" w:w="100"/>
-              <w:left w:type="dxa" w:w="120"/>
-              <w:bottom w:type="dxa" w:w="100"/>
-              <w:right w:type="dxa" w:w="120"/>
-            </w:tcMar>
-            <w:vAlign w:val="center"/>
-          </w:tcPr>
-          <w:p>
-            <w:pPr>
-              <w:spacing w:after="40" w:before="0"/>
-              <w:jc w:val="left"/>
-            </w:pPr>
-            <w:r>
-              <w:rPr>
-                <w:rFonts w:ascii="宋体" w:cs="宋体" w:eastAsia="宋体" w:hAnsi="宋体"/>
-                <w:b w:val="false"/>
-                <w:bCs w:val="false"/>
-                <w:sz w:val="20"/>
-                <w:szCs w:val="20"/>
-              </w:rPr>
-              <w:t xml:space="preserve">教师：示范讲解、组织训练、点评展示、讲解纠错；学生：听讲、练习、展示、自我纠错</w:t>
-            </w:r>
-          </w:p>
-        </w:tc>
-        <w:tc>
-          <w:tcPr>
-            <w:tcW w:type="dxa" w:w="800"/>
-            <w:tcMar>
-              <w:top w:type="dxa" w:w="100"/>
-              <w:left w:type="dxa" w:w="120"/>
-              <w:bottom w:type="dxa" w:w="100"/>
-              <w:right w:type="dxa" w:w="120"/>
+            <w:tcW w:type="dxa" w:w="3200"/>
+            <w:tcMar>
+              <w:top w:type="dxa" w:w="100"/>
+              <w:left w:type="dxa" w:w="130"/>
+              <w:bottom w:type="dxa" w:w="100"/>
+              <w:right w:type="dxa" w:w="130"/>
+            </w:tcMar>
+            <w:vAlign w:val="center"/>
+          </w:tcPr>
+          <w:p>
+            <w:pPr>
+              <w:spacing w:after="40" w:before="0"/>
+              <w:jc w:val="left"/>
+            </w:pPr>
+            <w:r>
+              <w:rPr>
+                <w:rFonts w:ascii="宋体" w:cs="宋体" w:eastAsia="宋体" w:hAnsi="宋体"/>
+                <w:b w:val="false"/>
+                <w:bCs w:val="false"/>
+                <w:sz w:val="20"/>
+                <w:szCs w:val="20"/>
+              </w:rPr>
+              <w:t xml:space="preserve">教师：示范讲解、组织训练、点评展示、讲解纠错；学生：认真听讲、分组练习、参与展示、学习自我纠错</w:t>
+            </w:r>
+          </w:p>
+        </w:tc>
+        <w:tc>
+          <w:tcPr>
+            <w:tcW w:type="dxa" w:w="1000"/>
+            <w:tcMar>
+              <w:top w:type="dxa" w:w="100"/>
+              <w:left w:type="dxa" w:w="130"/>
+              <w:bottom w:type="dxa" w:w="100"/>
+              <w:right w:type="dxa" w:w="130"/>
             </w:tcMar>
             <w:vAlign w:val="center"/>
           </w:tcPr>
@@ -2116,7 +2148,7 @@
                 <w:sz w:val="20"/>
                 <w:szCs w:val="20"/>
               </w:rPr>
-              <w:t xml:space="preserve">提醒"头顶有一根线向上提"，保持上身直立</w:t>
+              <w:t xml:space="preserve">提醒"头顶有一根线向上提"，辅助保持上身直立</w:t>
             </w:r>
           </w:p>
         </w:tc>
@@ -2127,13 +2159,13 @@
         </w:trPr>
         <w:tc>
           <w:tcPr>
-            <w:tcW w:type="dxa" w:w="1400"/>
+            <w:tcW w:type="dxa" w:w="1500"/>
             <w:shd w:fill="DEEAF1" w:color="auto" w:val="clear"/>
             <w:tcMar>
               <w:top w:type="dxa" w:w="100"/>
-              <w:left w:type="dxa" w:w="120"/>
-              <w:bottom w:type="dxa" w:w="100"/>
-              <w:right w:type="dxa" w:w="120"/>
+              <w:left w:type="dxa" w:w="130"/>
+              <w:bottom w:type="dxa" w:w="100"/>
+              <w:right w:type="dxa" w:w="130"/>
             </w:tcMar>
             <w:vAlign w:val="center"/>
           </w:tcPr>
@@ -2150,7 +2182,23 @@
                 <w:sz w:val="20"/>
                 <w:szCs w:val="20"/>
               </w:rPr>
-              <w:t xml:space="preserve">五、综合训练与巩固</w:t>
+              <w:t xml:space="preserve">五、综合训练</w:t>
+            </w:r>
+          </w:p>
+          <w:p>
+            <w:pPr>
+              <w:spacing w:after="40" w:before="0"/>
+              <w:jc w:val="left"/>
+            </w:pPr>
+            <w:r>
+              <w:rPr>
+                <w:rFonts w:ascii="宋体" w:cs="宋体" w:eastAsia="宋体" w:hAnsi="宋体"/>
+                <w:b/>
+                <w:bCs/>
+                <w:sz w:val="20"/>
+                <w:szCs w:val="20"/>
+              </w:rPr>
+              <w:t xml:space="preserve">与巩固</w:t>
             </w:r>
           </w:p>
         </w:tc>
@@ -2159,53 +2207,53 @@
             <w:tcW w:type="dxa" w:w="4500"/>
             <w:tcMar>
               <w:top w:type="dxa" w:w="100"/>
-              <w:left w:type="dxa" w:w="120"/>
-              <w:bottom w:type="dxa" w:w="100"/>
-              <w:right w:type="dxa" w:w="120"/>
-            </w:tcMar>
-            <w:vAlign w:val="center"/>
-          </w:tcPr>
-          <w:p>
-            <w:pPr>
-              <w:spacing w:after="40" w:before="0"/>
-              <w:jc w:val="left"/>
-            </w:pPr>
-            <w:r>
-              <w:rPr>
-                <w:rFonts w:ascii="宋体" w:cs="宋体" w:eastAsia="宋体" w:hAnsi="宋体"/>
-                <w:b w:val="false"/>
-                <w:bCs w:val="false"/>
-                <w:sz w:val="20"/>
-                <w:szCs w:val="20"/>
-              </w:rPr>
-              <w:t xml:space="preserve">1. 衔接训练：先扶把完成1组踢腿（前/旁/后各4个八拍），立即离把进行中间大踢腿（各方向3个八拍），训练重心转换</w:t>
-            </w:r>
-          </w:p>
-          <w:p>
-            <w:pPr>
-              <w:spacing w:after="40" w:before="0"/>
-              <w:jc w:val="left"/>
-            </w:pPr>
-            <w:r>
-              <w:rPr>
-                <w:rFonts w:ascii="宋体" w:cs="宋体" w:eastAsia="宋体" w:hAnsi="宋体"/>
-                <w:b w:val="false"/>
-                <w:bCs w:val="false"/>
-                <w:sz w:val="20"/>
-                <w:szCs w:val="20"/>
-              </w:rPr>
-              <w:t xml:space="preserve">2. 组合训练：将前、旁、后踢腿串联，配合呼吸节奏，完成2个完整大八拍连贯组合</w:t>
-            </w:r>
-          </w:p>
-        </w:tc>
-        <w:tc>
-          <w:tcPr>
-            <w:tcW w:type="dxa" w:w="800"/>
-            <w:tcMar>
-              <w:top w:type="dxa" w:w="100"/>
-              <w:left w:type="dxa" w:w="120"/>
-              <w:bottom w:type="dxa" w:w="100"/>
-              <w:right w:type="dxa" w:w="120"/>
+              <w:left w:type="dxa" w:w="130"/>
+              <w:bottom w:type="dxa" w:w="100"/>
+              <w:right w:type="dxa" w:w="130"/>
+            </w:tcMar>
+            <w:vAlign w:val="center"/>
+          </w:tcPr>
+          <w:p>
+            <w:pPr>
+              <w:spacing w:after="40" w:before="0"/>
+              <w:jc w:val="left"/>
+            </w:pPr>
+            <w:r>
+              <w:rPr>
+                <w:rFonts w:ascii="宋体" w:cs="宋体" w:eastAsia="宋体" w:hAnsi="宋体"/>
+                <w:b w:val="false"/>
+                <w:bCs w:val="false"/>
+                <w:sz w:val="20"/>
+                <w:szCs w:val="20"/>
+              </w:rPr>
+              <w:t xml:space="preserve">1. 衔接训练：先扶把完成1组踢腿（前/旁/后各4个八拍），立即离把进行中间大踢腿（各方向3个八拍），训练重心转换能力</w:t>
+            </w:r>
+          </w:p>
+          <w:p>
+            <w:pPr>
+              <w:spacing w:after="40" w:before="0"/>
+              <w:jc w:val="left"/>
+            </w:pPr>
+            <w:r>
+              <w:rPr>
+                <w:rFonts w:ascii="宋体" w:cs="宋体" w:eastAsia="宋体" w:hAnsi="宋体"/>
+                <w:b w:val="false"/>
+                <w:bCs w:val="false"/>
+                <w:sz w:val="20"/>
+                <w:szCs w:val="20"/>
+              </w:rPr>
+              <w:t xml:space="preserve">2. 组合训练：将前、旁、后踢腿动作串联，配合呼吸节奏，完成2个完整大八拍连贯组合，感受动作流畅性</w:t>
+            </w:r>
+          </w:p>
+        </w:tc>
+        <w:tc>
+          <w:tcPr>
+            <w:tcW w:type="dxa" w:w="900"/>
+            <w:tcMar>
+              <w:top w:type="dxa" w:w="100"/>
+              <w:left w:type="dxa" w:w="130"/>
+              <w:bottom w:type="dxa" w:w="100"/>
+              <w:right w:type="dxa" w:w="130"/>
             </w:tcMar>
             <w:vAlign w:val="center"/>
           </w:tcPr>
@@ -2228,29 +2276,29 @@
         </w:tc>
         <w:tc>
           <w:tcPr>
-            <w:tcW w:type="dxa" w:w="2300"/>
-            <w:tcMar>
-              <w:top w:type="dxa" w:w="100"/>
-              <w:left w:type="dxa" w:w="120"/>
-              <w:bottom w:type="dxa" w:w="100"/>
-              <w:right w:type="dxa" w:w="120"/>
-            </w:tcMar>
-            <w:vAlign w:val="center"/>
-          </w:tcPr>
-          <w:p>
-            <w:pPr>
-              <w:spacing w:after="40" w:before="0"/>
-              <w:jc w:val="left"/>
-            </w:pPr>
-            <w:r>
-              <w:rPr>
-                <w:rFonts w:ascii="宋体" w:cs="宋体" w:eastAsia="宋体" w:hAnsi="宋体"/>
-                <w:b w:val="false"/>
-                <w:bCs w:val="false"/>
-                <w:sz w:val="20"/>
-                <w:szCs w:val="20"/>
-              </w:rPr>
-              <w:t xml:space="preserve">1. 训练有辅助到无辅助的重心快速转换</w:t>
+            <w:tcW w:type="dxa" w:w="2500"/>
+            <w:tcMar>
+              <w:top w:type="dxa" w:w="100"/>
+              <w:left w:type="dxa" w:w="130"/>
+              <w:bottom w:type="dxa" w:w="100"/>
+              <w:right w:type="dxa" w:w="130"/>
+            </w:tcMar>
+            <w:vAlign w:val="center"/>
+          </w:tcPr>
+          <w:p>
+            <w:pPr>
+              <w:spacing w:after="40" w:before="0"/>
+              <w:jc w:val="left"/>
+            </w:pPr>
+            <w:r>
+              <w:rPr>
+                <w:rFonts w:ascii="宋体" w:cs="宋体" w:eastAsia="宋体" w:hAnsi="宋体"/>
+                <w:b w:val="false"/>
+                <w:bCs w:val="false"/>
+                <w:sz w:val="20"/>
+                <w:szCs w:val="20"/>
+              </w:rPr>
+              <w:t xml:space="preserve">1. 训练从有辅助到无辅助的重心快速转换</w:t>
             </w:r>
           </w:p>
           <w:p>
@@ -2288,40 +2336,40 @@
         </w:tc>
         <w:tc>
           <w:tcPr>
-            <w:tcW w:type="dxa" w:w="2800"/>
-            <w:tcMar>
-              <w:top w:type="dxa" w:w="100"/>
-              <w:left w:type="dxa" w:w="120"/>
-              <w:bottom w:type="dxa" w:w="100"/>
-              <w:right w:type="dxa" w:w="120"/>
-            </w:tcMar>
-            <w:vAlign w:val="center"/>
-          </w:tcPr>
-          <w:p>
-            <w:pPr>
-              <w:spacing w:after="40" w:before="0"/>
-              <w:jc w:val="left"/>
-            </w:pPr>
-            <w:r>
-              <w:rPr>
-                <w:rFonts w:ascii="宋体" w:cs="宋体" w:eastAsia="宋体" w:hAnsi="宋体"/>
-                <w:b w:val="false"/>
-                <w:bCs w:val="false"/>
-                <w:sz w:val="20"/>
-                <w:szCs w:val="20"/>
-              </w:rPr>
-              <w:t xml:space="preserve">教师：带领训练，强调衔接与呼吸，实时纠错；学生：跟随节奏，注重质量而非数量</w:t>
-            </w:r>
-          </w:p>
-        </w:tc>
-        <w:tc>
-          <w:tcPr>
-            <w:tcW w:type="dxa" w:w="800"/>
-            <w:tcMar>
-              <w:top w:type="dxa" w:w="100"/>
-              <w:left w:type="dxa" w:w="120"/>
-              <w:bottom w:type="dxa" w:w="100"/>
-              <w:right w:type="dxa" w:w="120"/>
+            <w:tcW w:type="dxa" w:w="3200"/>
+            <w:tcMar>
+              <w:top w:type="dxa" w:w="100"/>
+              <w:left w:type="dxa" w:w="130"/>
+              <w:bottom w:type="dxa" w:w="100"/>
+              <w:right w:type="dxa" w:w="130"/>
+            </w:tcMar>
+            <w:vAlign w:val="center"/>
+          </w:tcPr>
+          <w:p>
+            <w:pPr>
+              <w:spacing w:after="40" w:before="0"/>
+              <w:jc w:val="left"/>
+            </w:pPr>
+            <w:r>
+              <w:rPr>
+                <w:rFonts w:ascii="宋体" w:cs="宋体" w:eastAsia="宋体" w:hAnsi="宋体"/>
+                <w:b w:val="false"/>
+                <w:bCs w:val="false"/>
+                <w:sz w:val="20"/>
+                <w:szCs w:val="20"/>
+              </w:rPr>
+              <w:t xml:space="preserve">教师：带领训练，强调衔接与呼吸配合，实时纠错；学生：跟随节奏，连贯完成训练，注重质量而非数量</w:t>
+            </w:r>
+          </w:p>
+        </w:tc>
+        <w:tc>
+          <w:tcPr>
+            <w:tcW w:type="dxa" w:w="1000"/>
+            <w:tcMar>
+              <w:top w:type="dxa" w:w="100"/>
+              <w:left w:type="dxa" w:w="130"/>
+              <w:bottom w:type="dxa" w:w="100"/>
+              <w:right w:type="dxa" w:w="130"/>
             </w:tcMar>
             <w:vAlign w:val="center"/>
           </w:tcPr>
@@ -2338,7 +2386,7 @@
                 <w:sz w:val="20"/>
                 <w:szCs w:val="20"/>
               </w:rPr>
-              <w:t xml:space="preserve">节奏由慢到快，兼顾不同基础</w:t>
+              <w:t xml:space="preserve">节奏由慢到快，兼顾不同基础学生</w:t>
             </w:r>
           </w:p>
         </w:tc>
@@ -2349,13 +2397,13 @@
         </w:trPr>
         <w:tc>
           <w:tcPr>
-            <w:tcW w:type="dxa" w:w="1400"/>
+            <w:tcW w:type="dxa" w:w="1500"/>
             <w:shd w:fill="DEEAF1" w:color="auto" w:val="clear"/>
             <w:tcMar>
               <w:top w:type="dxa" w:w="100"/>
-              <w:left w:type="dxa" w:w="120"/>
-              <w:bottom w:type="dxa" w:w="100"/>
-              <w:right w:type="dxa" w:w="120"/>
+              <w:left w:type="dxa" w:w="130"/>
+              <w:bottom w:type="dxa" w:w="100"/>
+              <w:right w:type="dxa" w:w="130"/>
             </w:tcMar>
             <w:vAlign w:val="center"/>
           </w:tcPr>
@@ -2372,7 +2420,23 @@
                 <w:sz w:val="20"/>
                 <w:szCs w:val="20"/>
               </w:rPr>
-              <w:t xml:space="preserve">六、课堂小结与作业</w:t>
+              <w:t xml:space="preserve">六、课堂小结</w:t>
+            </w:r>
+          </w:p>
+          <w:p>
+            <w:pPr>
+              <w:spacing w:after="40" w:before="0"/>
+              <w:jc w:val="left"/>
+            </w:pPr>
+            <w:r>
+              <w:rPr>
+                <w:rFonts w:ascii="宋体" w:cs="宋体" w:eastAsia="宋体" w:hAnsi="宋体"/>
+                <w:b/>
+                <w:bCs/>
+                <w:sz w:val="20"/>
+                <w:szCs w:val="20"/>
+              </w:rPr>
+              <w:t xml:space="preserve">与作业布置</w:t>
             </w:r>
           </w:p>
         </w:tc>
@@ -2381,69 +2445,69 @@
             <w:tcW w:type="dxa" w:w="4500"/>
             <w:tcMar>
               <w:top w:type="dxa" w:w="100"/>
-              <w:left w:type="dxa" w:w="120"/>
-              <w:bottom w:type="dxa" w:w="100"/>
-              <w:right w:type="dxa" w:w="120"/>
-            </w:tcMar>
-            <w:vAlign w:val="center"/>
-          </w:tcPr>
-          <w:p>
-            <w:pPr>
-              <w:spacing w:after="40" w:before="0"/>
-              <w:jc w:val="left"/>
-            </w:pPr>
-            <w:r>
-              <w:rPr>
-                <w:rFonts w:ascii="宋体" w:cs="宋体" w:eastAsia="宋体" w:hAnsi="宋体"/>
-                <w:b w:val="false"/>
-                <w:bCs w:val="false"/>
-                <w:sz w:val="20"/>
-                <w:szCs w:val="20"/>
-              </w:rPr>
-              <w:t xml:space="preserve">1. 课堂小结：回顾核心要领、常见问题及纠正方法，强调"重质量不重数量"</w:t>
-            </w:r>
-          </w:p>
-          <w:p>
-            <w:pPr>
-              <w:spacing w:after="40" w:before="0"/>
-              <w:jc w:val="left"/>
-            </w:pPr>
-            <w:r>
-              <w:rPr>
-                <w:rFonts w:ascii="宋体" w:cs="宋体" w:eastAsia="宋体" w:hAnsi="宋体"/>
-                <w:b w:val="false"/>
-                <w:bCs w:val="false"/>
-                <w:sz w:val="20"/>
-                <w:szCs w:val="20"/>
-              </w:rPr>
-              <w:t xml:space="preserve">2. 思政升华：表扬团队协作、坚持完成训练的学生，鼓励将精神运用到后续学习和生活</w:t>
-            </w:r>
-          </w:p>
-          <w:p>
-            <w:pPr>
-              <w:spacing w:after="40" w:before="0"/>
-              <w:jc w:val="left"/>
-            </w:pPr>
-            <w:r>
-              <w:rPr>
-                <w:rFonts w:ascii="宋体" w:cs="宋体" w:eastAsia="宋体" w:hAnsi="宋体"/>
-                <w:b w:val="false"/>
-                <w:bCs w:val="false"/>
-                <w:sz w:val="20"/>
-                <w:szCs w:val="20"/>
-              </w:rPr>
-              <w:t xml:space="preserve">3. 作业：①每天15分钟踢腿训练，各方向慢踢4拍、快踢3拍；②对镜练习，录视频自我纠错；③坚持腿部软开度热身</w:t>
-            </w:r>
-          </w:p>
-        </w:tc>
-        <w:tc>
-          <w:tcPr>
-            <w:tcW w:type="dxa" w:w="800"/>
-            <w:tcMar>
-              <w:top w:type="dxa" w:w="100"/>
-              <w:left w:type="dxa" w:w="120"/>
-              <w:bottom w:type="dxa" w:w="100"/>
-              <w:right w:type="dxa" w:w="120"/>
+              <w:left w:type="dxa" w:w="130"/>
+              <w:bottom w:type="dxa" w:w="100"/>
+              <w:right w:type="dxa" w:w="130"/>
+            </w:tcMar>
+            <w:vAlign w:val="center"/>
+          </w:tcPr>
+          <w:p>
+            <w:pPr>
+              <w:spacing w:after="40" w:before="0"/>
+              <w:jc w:val="left"/>
+            </w:pPr>
+            <w:r>
+              <w:rPr>
+                <w:rFonts w:ascii="宋体" w:cs="宋体" w:eastAsia="宋体" w:hAnsi="宋体"/>
+                <w:b w:val="false"/>
+                <w:bCs w:val="false"/>
+                <w:sz w:val="20"/>
+                <w:szCs w:val="20"/>
+              </w:rPr>
+              <w:t xml:space="preserve">1. 课堂小结：回顾把杆/中间大踢腿核心要领、常见问题及纠正方法，强调"重质量不重数量"的训练原则</w:t>
+            </w:r>
+          </w:p>
+          <w:p>
+            <w:pPr>
+              <w:spacing w:after="40" w:before="0"/>
+              <w:jc w:val="left"/>
+            </w:pPr>
+            <w:r>
+              <w:rPr>
+                <w:rFonts w:ascii="宋体" w:cs="宋体" w:eastAsia="宋体" w:hAnsi="宋体"/>
+                <w:b w:val="false"/>
+                <w:bCs w:val="false"/>
+                <w:sz w:val="20"/>
+                <w:szCs w:val="20"/>
+              </w:rPr>
+              <w:t xml:space="preserve">2. 思政升华：表扬团队协作、坚持完成训练的学生，鼓励将坚持、协作精神运用到后续学习和生活中</w:t>
+            </w:r>
+          </w:p>
+          <w:p>
+            <w:pPr>
+              <w:spacing w:after="40" w:before="0"/>
+              <w:jc w:val="left"/>
+            </w:pPr>
+            <w:r>
+              <w:rPr>
+                <w:rFonts w:ascii="宋体" w:cs="宋体" w:eastAsia="宋体" w:hAnsi="宋体"/>
+                <w:b w:val="false"/>
+                <w:bCs w:val="false"/>
+                <w:sz w:val="20"/>
+                <w:szCs w:val="20"/>
+              </w:rPr>
+              <w:t xml:space="preserve">3. 作业布置：①每天15分钟踢腿训练，各方向慢踢4个八拍、快踢3个八拍；②对镜练习，录制视频自我纠错；③坚持每天腿部软开度热身</w:t>
+            </w:r>
+          </w:p>
+        </w:tc>
+        <w:tc>
+          <w:tcPr>
+            <w:tcW w:type="dxa" w:w="900"/>
+            <w:tcMar>
+              <w:top w:type="dxa" w:w="100"/>
+              <w:left w:type="dxa" w:w="130"/>
+              <w:bottom w:type="dxa" w:w="100"/>
+              <w:right w:type="dxa" w:w="130"/>
             </w:tcMar>
             <w:vAlign w:val="center"/>
           </w:tcPr>
@@ -2466,45 +2530,45 @@
         </w:tc>
         <w:tc>
           <w:tcPr>
-            <w:tcW w:type="dxa" w:w="2300"/>
-            <w:tcMar>
-              <w:top w:type="dxa" w:w="100"/>
-              <w:left w:type="dxa" w:w="120"/>
-              <w:bottom w:type="dxa" w:w="100"/>
-              <w:right w:type="dxa" w:w="120"/>
-            </w:tcMar>
-            <w:vAlign w:val="center"/>
-          </w:tcPr>
-          <w:p>
-            <w:pPr>
-              <w:spacing w:after="40" w:before="0"/>
-              <w:jc w:val="left"/>
-            </w:pPr>
-            <w:r>
-              <w:rPr>
-                <w:rFonts w:ascii="宋体" w:cs="宋体" w:eastAsia="宋体" w:hAnsi="宋体"/>
-                <w:b w:val="false"/>
-                <w:bCs w:val="false"/>
-                <w:sz w:val="20"/>
-                <w:szCs w:val="20"/>
-              </w:rPr>
-              <w:t xml:space="preserve">1. 梳理知识与技能要点，形成系统认知</w:t>
-            </w:r>
-          </w:p>
-          <w:p>
-            <w:pPr>
-              <w:spacing w:after="40" w:before="0"/>
-              <w:jc w:val="left"/>
-            </w:pPr>
-            <w:r>
-              <w:rPr>
-                <w:rFonts w:ascii="宋体" w:cs="宋体" w:eastAsia="宋体" w:hAnsi="宋体"/>
-                <w:b w:val="false"/>
-                <w:bCs w:val="false"/>
-                <w:sz w:val="20"/>
-                <w:szCs w:val="20"/>
-              </w:rPr>
-              <w:t xml:space="preserve">2. 深化思政，强化坚持与协作意识</w:t>
+            <w:tcW w:type="dxa" w:w="2500"/>
+            <w:tcMar>
+              <w:top w:type="dxa" w:w="100"/>
+              <w:left w:type="dxa" w:w="130"/>
+              <w:bottom w:type="dxa" w:w="100"/>
+              <w:right w:type="dxa" w:w="130"/>
+            </w:tcMar>
+            <w:vAlign w:val="center"/>
+          </w:tcPr>
+          <w:p>
+            <w:pPr>
+              <w:spacing w:after="40" w:before="0"/>
+              <w:jc w:val="left"/>
+            </w:pPr>
+            <w:r>
+              <w:rPr>
+                <w:rFonts w:ascii="宋体" w:cs="宋体" w:eastAsia="宋体" w:hAnsi="宋体"/>
+                <w:b w:val="false"/>
+                <w:bCs w:val="false"/>
+                <w:sz w:val="20"/>
+                <w:szCs w:val="20"/>
+              </w:rPr>
+              <w:t xml:space="preserve">1. 梳理本节课知识与技能要点，形成系统认知</w:t>
+            </w:r>
+          </w:p>
+          <w:p>
+            <w:pPr>
+              <w:spacing w:after="40" w:before="0"/>
+              <w:jc w:val="left"/>
+            </w:pPr>
+            <w:r>
+              <w:rPr>
+                <w:rFonts w:ascii="宋体" w:cs="宋体" w:eastAsia="宋体" w:hAnsi="宋体"/>
+                <w:b w:val="false"/>
+                <w:bCs w:val="false"/>
+                <w:sz w:val="20"/>
+                <w:szCs w:val="20"/>
+              </w:rPr>
+              <w:t xml:space="preserve">2. 深化思政教育，强化坚持与协作意识</w:t>
             </w:r>
           </w:p>
           <w:p>
@@ -2526,40 +2590,40 @@
         </w:tc>
         <w:tc>
           <w:tcPr>
-            <w:tcW w:type="dxa" w:w="2800"/>
-            <w:tcMar>
-              <w:top w:type="dxa" w:w="100"/>
-              <w:left w:type="dxa" w:w="120"/>
-              <w:bottom w:type="dxa" w:w="100"/>
-              <w:right w:type="dxa" w:w="120"/>
-            </w:tcMar>
-            <w:vAlign w:val="center"/>
-          </w:tcPr>
-          <w:p>
-            <w:pPr>
-              <w:spacing w:after="40" w:before="0"/>
-              <w:jc w:val="left"/>
-            </w:pPr>
-            <w:r>
-              <w:rPr>
-                <w:rFonts w:ascii="宋体" w:cs="宋体" w:eastAsia="宋体" w:hAnsi="宋体"/>
-                <w:b w:val="false"/>
-                <w:bCs w:val="false"/>
-                <w:sz w:val="20"/>
-                <w:szCs w:val="20"/>
-              </w:rPr>
-              <w:t xml:space="preserve">教师：总结、思政升华、明确作业；学生：倾听记录，明确练习方向</w:t>
-            </w:r>
-          </w:p>
-        </w:tc>
-        <w:tc>
-          <w:tcPr>
-            <w:tcW w:type="dxa" w:w="800"/>
-            <w:tcMar>
-              <w:top w:type="dxa" w:w="100"/>
-              <w:left w:type="dxa" w:w="120"/>
-              <w:bottom w:type="dxa" w:w="100"/>
-              <w:right w:type="dxa" w:w="120"/>
+            <w:tcW w:type="dxa" w:w="3200"/>
+            <w:tcMar>
+              <w:top w:type="dxa" w:w="100"/>
+              <w:left w:type="dxa" w:w="130"/>
+              <w:bottom w:type="dxa" w:w="100"/>
+              <w:right w:type="dxa" w:w="130"/>
+            </w:tcMar>
+            <w:vAlign w:val="center"/>
+          </w:tcPr>
+          <w:p>
+            <w:pPr>
+              <w:spacing w:after="40" w:before="0"/>
+              <w:jc w:val="left"/>
+            </w:pPr>
+            <w:r>
+              <w:rPr>
+                <w:rFonts w:ascii="宋体" w:cs="宋体" w:eastAsia="宋体" w:hAnsi="宋体"/>
+                <w:b w:val="false"/>
+                <w:bCs w:val="false"/>
+                <w:sz w:val="20"/>
+                <w:szCs w:val="20"/>
+              </w:rPr>
+              <w:t xml:space="preserve">教师：总结课堂、思政升华、明确作业要求；学生：认真倾听，记录作业内容，明确练习方向</w:t>
+            </w:r>
+          </w:p>
+        </w:tc>
+        <w:tc>
+          <w:tcPr>
+            <w:tcW w:type="dxa" w:w="1000"/>
+            <w:tcMar>
+              <w:top w:type="dxa" w:w="100"/>
+              <w:left w:type="dxa" w:w="130"/>
+              <w:bottom w:type="dxa" w:w="100"/>
+              <w:right w:type="dxa" w:w="130"/>
             </w:tcMar>
             <w:vAlign w:val="center"/>
           </w:tcPr>
@@ -2587,13 +2651,13 @@
         </w:trPr>
         <w:tc>
           <w:tcPr>
-            <w:tcW w:type="dxa" w:w="1400"/>
+            <w:tcW w:type="dxa" w:w="1500"/>
             <w:shd w:fill="DEEAF1" w:color="auto" w:val="clear"/>
             <w:tcMar>
               <w:top w:type="dxa" w:w="100"/>
-              <w:left w:type="dxa" w:w="120"/>
-              <w:bottom w:type="dxa" w:w="100"/>
-              <w:right w:type="dxa" w:w="120"/>
+              <w:left w:type="dxa" w:w="130"/>
+              <w:bottom w:type="dxa" w:w="100"/>
+              <w:right w:type="dxa" w:w="130"/>
             </w:tcMar>
             <w:vAlign w:val="center"/>
           </w:tcPr>
@@ -2619,69 +2683,69 @@
             <w:tcW w:type="dxa" w:w="4500"/>
             <w:tcMar>
               <w:top w:type="dxa" w:w="100"/>
-              <w:left w:type="dxa" w:w="120"/>
-              <w:bottom w:type="dxa" w:w="100"/>
-              <w:right w:type="dxa" w:w="120"/>
-            </w:tcMar>
-            <w:vAlign w:val="center"/>
-          </w:tcPr>
-          <w:p>
-            <w:pPr>
-              <w:spacing w:after="40" w:before="0"/>
-              <w:jc w:val="left"/>
-            </w:pPr>
-            <w:r>
-              <w:rPr>
-                <w:rFonts w:ascii="宋体" w:cs="宋体" w:eastAsia="宋体" w:hAnsi="宋体"/>
-                <w:b w:val="false"/>
-                <w:bCs w:val="false"/>
-                <w:sz w:val="20"/>
-                <w:szCs w:val="20"/>
-              </w:rPr>
-              <w:t xml:space="preserve">1. 过程性评价（70%）：课堂热身积极性、动作规范性、对指导的接受度、团队协作，即时点评记录</w:t>
-            </w:r>
-          </w:p>
-          <w:p>
-            <w:pPr>
-              <w:spacing w:after="40" w:before="0"/>
-              <w:jc w:val="left"/>
-            </w:pPr>
-            <w:r>
-              <w:rPr>
-                <w:rFonts w:ascii="宋体" w:cs="宋体" w:eastAsia="宋体" w:hAnsi="宋体"/>
-                <w:b w:val="false"/>
-                <w:bCs w:val="false"/>
-                <w:sz w:val="20"/>
-                <w:szCs w:val="20"/>
-              </w:rPr>
-              <w:t xml:space="preserve">2. 结果性评价（30%）：综合训练与展示，评价动作掌握程度（爆发力/控制力/稳定性）</w:t>
-            </w:r>
-          </w:p>
-          <w:p>
-            <w:pPr>
-              <w:spacing w:after="40" w:before="0"/>
-              <w:jc w:val="left"/>
-            </w:pPr>
-            <w:r>
-              <w:rPr>
-                <w:rFonts w:ascii="宋体" w:cs="宋体" w:eastAsia="宋体" w:hAnsi="宋体"/>
-                <w:b w:val="false"/>
-                <w:bCs w:val="false"/>
-                <w:sz w:val="20"/>
-                <w:szCs w:val="20"/>
-              </w:rPr>
-              <w:t xml:space="preserve">3. 自评与互评：自我总结，小组互评优点与改进方向</w:t>
-            </w:r>
-          </w:p>
-        </w:tc>
-        <w:tc>
-          <w:tcPr>
-            <w:tcW w:type="dxa" w:w="800"/>
-            <w:tcMar>
-              <w:top w:type="dxa" w:w="100"/>
-              <w:left w:type="dxa" w:w="120"/>
-              <w:bottom w:type="dxa" w:w="100"/>
-              <w:right w:type="dxa" w:w="120"/>
+              <w:left w:type="dxa" w:w="130"/>
+              <w:bottom w:type="dxa" w:w="100"/>
+              <w:right w:type="dxa" w:w="130"/>
+            </w:tcMar>
+            <w:vAlign w:val="center"/>
+          </w:tcPr>
+          <w:p>
+            <w:pPr>
+              <w:spacing w:after="40" w:before="0"/>
+              <w:jc w:val="left"/>
+            </w:pPr>
+            <w:r>
+              <w:rPr>
+                <w:rFonts w:ascii="宋体" w:cs="宋体" w:eastAsia="宋体" w:hAnsi="宋体"/>
+                <w:b w:val="false"/>
+                <w:bCs w:val="false"/>
+                <w:sz w:val="20"/>
+                <w:szCs w:val="20"/>
+              </w:rPr>
+              <w:t xml:space="preserve">1. 过程性评价（70%）：关注课堂热身积极性、动作练习规范性、对指导的接受度、团队协作表现，即时点评并记录</w:t>
+            </w:r>
+          </w:p>
+          <w:p>
+            <w:pPr>
+              <w:spacing w:after="40" w:before="0"/>
+              <w:jc w:val="left"/>
+            </w:pPr>
+            <w:r>
+              <w:rPr>
+                <w:rFonts w:ascii="宋体" w:cs="宋体" w:eastAsia="宋体" w:hAnsi="宋体"/>
+                <w:b w:val="false"/>
+                <w:bCs w:val="false"/>
+                <w:sz w:val="20"/>
+                <w:szCs w:val="20"/>
+              </w:rPr>
+              <w:t xml:space="preserve">2. 结果性评价（30%）：通过综合训练与展示，评价标准踢腿动作掌握程度（爆发力/控制力/稳定性）</w:t>
+            </w:r>
+          </w:p>
+          <w:p>
+            <w:pPr>
+              <w:spacing w:after="40" w:before="0"/>
+              <w:jc w:val="left"/>
+            </w:pPr>
+            <w:r>
+              <w:rPr>
+                <w:rFonts w:ascii="宋体" w:cs="宋体" w:eastAsia="宋体" w:hAnsi="宋体"/>
+                <w:b w:val="false"/>
+                <w:bCs w:val="false"/>
+                <w:sz w:val="20"/>
+                <w:szCs w:val="20"/>
+              </w:rPr>
+              <w:t xml:space="preserve">3. 自评与互评：课堂自我总结，小组互评优点与改进方向</w:t>
+            </w:r>
+          </w:p>
+        </w:tc>
+        <w:tc>
+          <w:tcPr>
+            <w:tcW w:type="dxa" w:w="900"/>
+            <w:tcMar>
+              <w:top w:type="dxa" w:w="100"/>
+              <w:left w:type="dxa" w:w="130"/>
+              <w:bottom w:type="dxa" w:w="100"/>
+              <w:right w:type="dxa" w:w="130"/>
             </w:tcMar>
             <w:vAlign w:val="center"/>
           </w:tcPr>
@@ -2704,12 +2768,12 @@
         </w:tc>
         <w:tc>
           <w:tcPr>
-            <w:tcW w:type="dxa" w:w="2300"/>
-            <w:tcMar>
-              <w:top w:type="dxa" w:w="100"/>
-              <w:left w:type="dxa" w:w="120"/>
-              <w:bottom w:type="dxa" w:w="100"/>
-              <w:right w:type="dxa" w:w="120"/>
+            <w:tcW w:type="dxa" w:w="2500"/>
+            <w:tcMar>
+              <w:top w:type="dxa" w:w="100"/>
+              <w:left w:type="dxa" w:w="130"/>
+              <w:bottom w:type="dxa" w:w="100"/>
+              <w:right w:type="dxa" w:w="130"/>
             </w:tcMar>
             <w:vAlign w:val="center"/>
           </w:tcPr>
@@ -2732,40 +2796,40 @@
         </w:tc>
         <w:tc>
           <w:tcPr>
-            <w:tcW w:type="dxa" w:w="2800"/>
-            <w:tcMar>
-              <w:top w:type="dxa" w:w="100"/>
-              <w:left w:type="dxa" w:w="120"/>
-              <w:bottom w:type="dxa" w:w="100"/>
-              <w:right w:type="dxa" w:w="120"/>
-            </w:tcMar>
-            <w:vAlign w:val="center"/>
-          </w:tcPr>
-          <w:p>
-            <w:pPr>
-              <w:spacing w:after="40" w:before="0"/>
-              <w:jc w:val="left"/>
-            </w:pPr>
-            <w:r>
-              <w:rPr>
-                <w:rFonts w:ascii="宋体" w:cs="宋体" w:eastAsia="宋体" w:hAnsi="宋体"/>
-                <w:b w:val="false"/>
-                <w:bCs w:val="false"/>
-                <w:sz w:val="20"/>
-                <w:szCs w:val="20"/>
-              </w:rPr>
-              <w:t xml:space="preserve">教师：记录表现，组织自评互评；学生：认真反思，客观评价</w:t>
-            </w:r>
-          </w:p>
-        </w:tc>
-        <w:tc>
-          <w:tcPr>
-            <w:tcW w:type="dxa" w:w="800"/>
-            <w:tcMar>
-              <w:top w:type="dxa" w:w="100"/>
-              <w:left w:type="dxa" w:w="120"/>
-              <w:bottom w:type="dxa" w:w="100"/>
-              <w:right w:type="dxa" w:w="120"/>
+            <w:tcW w:type="dxa" w:w="3200"/>
+            <w:tcMar>
+              <w:top w:type="dxa" w:w="100"/>
+              <w:left w:type="dxa" w:w="130"/>
+              <w:bottom w:type="dxa" w:w="100"/>
+              <w:right w:type="dxa" w:w="130"/>
+            </w:tcMar>
+            <w:vAlign w:val="center"/>
+          </w:tcPr>
+          <w:p>
+            <w:pPr>
+              <w:spacing w:after="40" w:before="0"/>
+              <w:jc w:val="left"/>
+            </w:pPr>
+            <w:r>
+              <w:rPr>
+                <w:rFonts w:ascii="宋体" w:cs="宋体" w:eastAsia="宋体" w:hAnsi="宋体"/>
+                <w:b w:val="false"/>
+                <w:bCs w:val="false"/>
+                <w:sz w:val="20"/>
+                <w:szCs w:val="20"/>
+              </w:rPr>
+              <w:t xml:space="preserve">教师：全程记录表现，组织自评互评；学生：认真反思自身问题，客观评价同伴</w:t>
+            </w:r>
+          </w:p>
+        </w:tc>
+        <w:tc>
+          <w:tcPr>
+            <w:tcW w:type="dxa" w:w="1000"/>
+            <w:tcMar>
+              <w:top w:type="dxa" w:w="100"/>
+              <w:left w:type="dxa" w:w="130"/>
+              <w:bottom w:type="dxa" w:w="100"/>
+              <w:right w:type="dxa" w:w="130"/>
             </w:tcMar>
             <w:vAlign w:val="center"/>
           </w:tcPr>
@@ -2782,7 +2846,7 @@
                 <w:sz w:val="20"/>
                 <w:szCs w:val="20"/>
               </w:rPr>
-              <w:t xml:space="preserve">以鼓励为主，针对性指出改进方向</w:t>
+              <w:t xml:space="preserve">评价以鼓励为主，针对性指出改进方向</w:t>
             </w:r>
           </w:p>
         </w:tc>
@@ -2793,13 +2857,13 @@
         </w:trPr>
         <w:tc>
           <w:tcPr>
-            <w:tcW w:type="dxa" w:w="1400"/>
+            <w:tcW w:type="dxa" w:w="1500"/>
             <w:shd w:fill="DEEAF1" w:color="auto" w:val="clear"/>
             <w:tcMar>
               <w:top w:type="dxa" w:w="100"/>
-              <w:left w:type="dxa" w:w="120"/>
-              <w:bottom w:type="dxa" w:w="100"/>
-              <w:right w:type="dxa" w:w="120"/>
+              <w:left w:type="dxa" w:w="130"/>
+              <w:bottom w:type="dxa" w:w="100"/>
+              <w:right w:type="dxa" w:w="130"/>
             </w:tcMar>
             <w:vAlign w:val="center"/>
           </w:tcPr>
@@ -2825,85 +2889,85 @@
             <w:tcW w:type="dxa" w:w="4500"/>
             <w:tcMar>
               <w:top w:type="dxa" w:w="100"/>
-              <w:left w:type="dxa" w:w="120"/>
-              <w:bottom w:type="dxa" w:w="100"/>
-              <w:right w:type="dxa" w:w="120"/>
-            </w:tcMar>
-            <w:vAlign w:val="center"/>
-          </w:tcPr>
-          <w:p>
-            <w:pPr>
-              <w:spacing w:after="40" w:before="0"/>
-              <w:jc w:val="left"/>
-            </w:pPr>
-            <w:r>
-              <w:rPr>
-                <w:rFonts w:ascii="宋体" w:cs="宋体" w:eastAsia="宋体" w:hAnsi="宋体"/>
-                <w:b w:val="false"/>
-                <w:bCs w:val="false"/>
-                <w:sz w:val="20"/>
-                <w:szCs w:val="20"/>
-              </w:rPr>
-              <w:t xml:space="preserve">1. 安全第一：课前强调热身，若感到疼痛立即停止；落地膝盖微屈保护关节</w:t>
-            </w:r>
-          </w:p>
-          <w:p>
-            <w:pPr>
-              <w:spacing w:after="40" w:before="0"/>
-              <w:jc w:val="left"/>
-            </w:pPr>
-            <w:r>
-              <w:rPr>
-                <w:rFonts w:ascii="宋体" w:cs="宋体" w:eastAsia="宋体" w:hAnsi="宋体"/>
-                <w:b w:val="false"/>
-                <w:bCs w:val="false"/>
-                <w:sz w:val="20"/>
-                <w:szCs w:val="20"/>
-              </w:rPr>
-              <w:t xml:space="preserve">2. 因材施教：基础弱者重规范适当降高度；基础好者在规范前提下提高高度与速度</w:t>
-            </w:r>
-          </w:p>
-          <w:p>
-            <w:pPr>
-              <w:spacing w:after="40" w:before="0"/>
-              <w:jc w:val="left"/>
-            </w:pPr>
-            <w:r>
-              <w:rPr>
-                <w:rFonts w:ascii="宋体" w:cs="宋体" w:eastAsia="宋体" w:hAnsi="宋体"/>
-                <w:b w:val="false"/>
-                <w:bCs w:val="false"/>
-                <w:sz w:val="20"/>
-                <w:szCs w:val="20"/>
-              </w:rPr>
-              <w:t xml:space="preserve">3. 注重鼓励：及时肯定每一点进步，避免畏难情绪</w:t>
-            </w:r>
-          </w:p>
-          <w:p>
-            <w:pPr>
-              <w:spacing w:after="40" w:before="0"/>
-              <w:jc w:val="left"/>
-            </w:pPr>
-            <w:r>
-              <w:rPr>
-                <w:rFonts w:ascii="宋体" w:cs="宋体" w:eastAsia="宋体" w:hAnsi="宋体"/>
-                <w:b w:val="false"/>
-                <w:bCs w:val="false"/>
-                <w:sz w:val="20"/>
-                <w:szCs w:val="20"/>
-              </w:rPr>
-              <w:t xml:space="preserve">4. 强调细节：提醒胯根外开、脚尖绷直、骨盆稳定，培养古典舞审美</w:t>
-            </w:r>
-          </w:p>
-        </w:tc>
-        <w:tc>
-          <w:tcPr>
-            <w:tcW w:type="dxa" w:w="800"/>
-            <w:tcMar>
-              <w:top w:type="dxa" w:w="100"/>
-              <w:left w:type="dxa" w:w="120"/>
-              <w:bottom w:type="dxa" w:w="100"/>
-              <w:right w:type="dxa" w:w="120"/>
+              <w:left w:type="dxa" w:w="130"/>
+              <w:bottom w:type="dxa" w:w="100"/>
+              <w:right w:type="dxa" w:w="130"/>
+            </w:tcMar>
+            <w:vAlign w:val="center"/>
+          </w:tcPr>
+          <w:p>
+            <w:pPr>
+              <w:spacing w:after="40" w:before="0"/>
+              <w:jc w:val="left"/>
+            </w:pPr>
+            <w:r>
+              <w:rPr>
+                <w:rFonts w:ascii="宋体" w:cs="宋体" w:eastAsia="宋体" w:hAnsi="宋体"/>
+                <w:b w:val="false"/>
+                <w:bCs w:val="false"/>
+                <w:sz w:val="20"/>
+                <w:szCs w:val="20"/>
+              </w:rPr>
+              <w:t xml:space="preserve">1. 安全第一：课前强调热身重要性，若感到关节疼痛/肌肉拉伤立即停止；提醒落地时膝盖微屈保护关节</w:t>
+            </w:r>
+          </w:p>
+          <w:p>
+            <w:pPr>
+              <w:spacing w:after="40" w:before="0"/>
+              <w:jc w:val="left"/>
+            </w:pPr>
+            <w:r>
+              <w:rPr>
+                <w:rFonts w:ascii="宋体" w:cs="宋体" w:eastAsia="宋体" w:hAnsi="宋体"/>
+                <w:b w:val="false"/>
+                <w:bCs w:val="false"/>
+                <w:sz w:val="20"/>
+                <w:szCs w:val="20"/>
+              </w:rPr>
+              <w:t xml:space="preserve">2. 因材施教：基础较弱者重动作规范、适当降低高度；基础较好者在规范前提下提升高度与速度</w:t>
+            </w:r>
+          </w:p>
+          <w:p>
+            <w:pPr>
+              <w:spacing w:after="40" w:before="0"/>
+              <w:jc w:val="left"/>
+            </w:pPr>
+            <w:r>
+              <w:rPr>
+                <w:rFonts w:ascii="宋体" w:cs="宋体" w:eastAsia="宋体" w:hAnsi="宋体"/>
+                <w:b w:val="false"/>
+                <w:bCs w:val="false"/>
+                <w:sz w:val="20"/>
+                <w:szCs w:val="20"/>
+              </w:rPr>
+              <w:t xml:space="preserve">3. 注重鼓励：及时肯定每一点进步，避免产生畏难情绪，保持学习积极性</w:t>
+            </w:r>
+          </w:p>
+          <w:p>
+            <w:pPr>
+              <w:spacing w:after="40" w:before="0"/>
+              <w:jc w:val="left"/>
+            </w:pPr>
+            <w:r>
+              <w:rPr>
+                <w:rFonts w:ascii="宋体" w:cs="宋体" w:eastAsia="宋体" w:hAnsi="宋体"/>
+                <w:b w:val="false"/>
+                <w:bCs w:val="false"/>
+                <w:sz w:val="20"/>
+                <w:szCs w:val="20"/>
+              </w:rPr>
+              <w:t xml:space="preserve">4. 强调细节：提醒胯根外开、脚尖绷直、骨盆稳定等，培养细节意识与古典舞艺术美感</w:t>
+            </w:r>
+          </w:p>
+        </w:tc>
+        <w:tc>
+          <w:tcPr>
+            <w:tcW w:type="dxa" w:w="900"/>
+            <w:tcMar>
+              <w:top w:type="dxa" w:w="100"/>
+              <w:left w:type="dxa" w:w="130"/>
+              <w:bottom w:type="dxa" w:w="100"/>
+              <w:right w:type="dxa" w:w="130"/>
             </w:tcMar>
             <w:vAlign w:val="center"/>
           </w:tcPr>
@@ -2926,68 +2990,68 @@
         </w:tc>
         <w:tc>
           <w:tcPr>
-            <w:tcW w:type="dxa" w:w="2300"/>
-            <w:tcMar>
-              <w:top w:type="dxa" w:w="100"/>
-              <w:left w:type="dxa" w:w="120"/>
-              <w:bottom w:type="dxa" w:w="100"/>
-              <w:right w:type="dxa" w:w="120"/>
-            </w:tcMar>
-            <w:vAlign w:val="center"/>
-          </w:tcPr>
-          <w:p>
-            <w:pPr>
-              <w:spacing w:after="40" w:before="0"/>
-              <w:jc w:val="left"/>
-            </w:pPr>
-            <w:r>
-              <w:rPr>
-                <w:rFonts w:ascii="宋体" w:cs="宋体" w:eastAsia="宋体" w:hAnsi="宋体"/>
-                <w:b w:val="false"/>
-                <w:bCs w:val="false"/>
-                <w:sz w:val="20"/>
-                <w:szCs w:val="20"/>
-              </w:rPr>
-              <w:t xml:space="preserve">保障教学安全高效，兼顾个体差异，保持积极性，培养专业素养</w:t>
-            </w:r>
-          </w:p>
-        </w:tc>
-        <w:tc>
-          <w:tcPr>
-            <w:tcW w:type="dxa" w:w="2800"/>
-            <w:tcMar>
-              <w:top w:type="dxa" w:w="100"/>
-              <w:left w:type="dxa" w:w="120"/>
-              <w:bottom w:type="dxa" w:w="100"/>
-              <w:right w:type="dxa" w:w="120"/>
-            </w:tcMar>
-            <w:vAlign w:val="center"/>
-          </w:tcPr>
-          <w:p>
-            <w:pPr>
-              <w:spacing w:after="40" w:before="0"/>
-              <w:jc w:val="left"/>
-            </w:pPr>
-            <w:r>
-              <w:rPr>
-                <w:rFonts w:ascii="宋体" w:cs="宋体" w:eastAsia="宋体" w:hAnsi="宋体"/>
-                <w:b w:val="false"/>
-                <w:bCs w:val="false"/>
-                <w:sz w:val="20"/>
-                <w:szCs w:val="20"/>
-              </w:rPr>
-              <w:t xml:space="preserve">教师：贯穿全程实时提醒；学生：遵守安全要求，按基础完成，注重细节</w:t>
-            </w:r>
-          </w:p>
-        </w:tc>
-        <w:tc>
-          <w:tcPr>
-            <w:tcW w:type="dxa" w:w="800"/>
-            <w:tcMar>
-              <w:top w:type="dxa" w:w="100"/>
-              <w:left w:type="dxa" w:w="120"/>
-              <w:bottom w:type="dxa" w:w="100"/>
-              <w:right w:type="dxa" w:w="120"/>
+            <w:tcW w:type="dxa" w:w="2500"/>
+            <w:tcMar>
+              <w:top w:type="dxa" w:w="100"/>
+              <w:left w:type="dxa" w:w="130"/>
+              <w:bottom w:type="dxa" w:w="100"/>
+              <w:right w:type="dxa" w:w="130"/>
+            </w:tcMar>
+            <w:vAlign w:val="center"/>
+          </w:tcPr>
+          <w:p>
+            <w:pPr>
+              <w:spacing w:after="40" w:before="0"/>
+              <w:jc w:val="left"/>
+            </w:pPr>
+            <w:r>
+              <w:rPr>
+                <w:rFonts w:ascii="宋体" w:cs="宋体" w:eastAsia="宋体" w:hAnsi="宋体"/>
+                <w:b w:val="false"/>
+                <w:bCs w:val="false"/>
+                <w:sz w:val="20"/>
+                <w:szCs w:val="20"/>
+              </w:rPr>
+              <w:t xml:space="preserve">保障教学安全高效，兼顾学生个体差异，保持积极性，培养古典舞专业素养</w:t>
+            </w:r>
+          </w:p>
+        </w:tc>
+        <w:tc>
+          <w:tcPr>
+            <w:tcW w:type="dxa" w:w="3200"/>
+            <w:tcMar>
+              <w:top w:type="dxa" w:w="100"/>
+              <w:left w:type="dxa" w:w="130"/>
+              <w:bottom w:type="dxa" w:w="100"/>
+              <w:right w:type="dxa" w:w="130"/>
+            </w:tcMar>
+            <w:vAlign w:val="center"/>
+          </w:tcPr>
+          <w:p>
+            <w:pPr>
+              <w:spacing w:after="40" w:before="0"/>
+              <w:jc w:val="left"/>
+            </w:pPr>
+            <w:r>
+              <w:rPr>
+                <w:rFonts w:ascii="宋体" w:cs="宋体" w:eastAsia="宋体" w:hAnsi="宋体"/>
+                <w:b w:val="false"/>
+                <w:bCs w:val="false"/>
+                <w:sz w:val="20"/>
+                <w:szCs w:val="20"/>
+              </w:rPr>
+              <w:t xml:space="preserve">教师：贯穿全程实时提醒落实；学生：严格遵守安全要求，按自身基础完成，注重动作细节</w:t>
+            </w:r>
+          </w:p>
+        </w:tc>
+        <w:tc>
+          <w:tcPr>
+            <w:tcW w:type="dxa" w:w="1000"/>
+            <w:tcMar>
+              <w:top w:type="dxa" w:w="100"/>
+              <w:left w:type="dxa" w:w="130"/>
+              <w:bottom w:type="dxa" w:w="100"/>
+              <w:right w:type="dxa" w:w="130"/>
             </w:tcMar>
             <w:vAlign w:val="center"/>
           </w:tcPr>

--- a/教案_第一周_古典舞踢腿.docx
+++ b/教案_第一周_古典舞踢腿.docx
@@ -49,7 +49,7 @@
     </w:p>
     <w:tbl>
       <w:tblPr>
-        <w:tblW w:type="dxa" w:w="14000"/>
+        <w:tblW w:type="dxa" w:w="14800"/>
         <w:tblBorders>
           <w:top w:val="single" w:color="auto" w:sz="4"/>
           <w:left w:val="single" w:color="auto" w:sz="4"/>
@@ -74,7 +74,7 @@
         </w:trPr>
         <w:tc>
           <w:tcPr>
-            <w:tcW w:type="dxa" w:w="1600"/>
+            <w:tcW w:type="dxa" w:w="1700"/>
             <w:shd w:fill="BDD7EE" w:color="auto" w:val="clear"/>
             <w:tcMar>
               <w:top w:type="dxa" w:w="100"/>
@@ -103,7 +103,7 @@
         </w:tc>
         <w:tc>
           <w:tcPr>
-            <w:tcW w:type="dxa" w:w="3100"/>
+            <w:tcW w:type="dxa" w:w="3300"/>
             <w:tcMar>
               <w:top w:type="dxa" w:w="100"/>
               <w:left w:type="dxa" w:w="130"/>
@@ -131,7 +131,7 @@
         </w:tc>
         <w:tc>
           <w:tcPr>
-            <w:tcW w:type="dxa" w:w="1600"/>
+            <w:tcW w:type="dxa" w:w="1700"/>
             <w:shd w:fill="BDD7EE" w:color="auto" w:val="clear"/>
             <w:tcMar>
               <w:top w:type="dxa" w:w="100"/>
@@ -160,7 +160,7 @@
         </w:tc>
         <w:tc>
           <w:tcPr>
-            <w:tcW w:type="dxa" w:w="2700"/>
+            <w:tcW w:type="dxa" w:w="2800"/>
             <w:tcMar>
               <w:top w:type="dxa" w:w="100"/>
               <w:left w:type="dxa" w:w="130"/>
@@ -188,7 +188,7 @@
         </w:tc>
         <w:tc>
           <w:tcPr>
-            <w:tcW w:type="dxa" w:w="1200"/>
+            <w:tcW w:type="dxa" w:w="1300"/>
             <w:shd w:fill="BDD7EE" w:color="auto" w:val="clear"/>
             <w:tcMar>
               <w:top w:type="dxa" w:w="100"/>
@@ -217,7 +217,7 @@
         </w:tc>
         <w:tc>
           <w:tcPr>
-            <w:tcW w:type="dxa" w:w="3800"/>
+            <w:tcW w:type="dxa" w:w="4000"/>
             <w:tcMar>
               <w:top w:type="dxa" w:w="100"/>
               <w:left w:type="dxa" w:w="130"/>
@@ -250,7 +250,7 @@
         </w:trPr>
         <w:tc>
           <w:tcPr>
-            <w:tcW w:type="dxa" w:w="1600"/>
+            <w:tcW w:type="dxa" w:w="1700"/>
             <w:shd w:fill="BDD7EE" w:color="auto" w:val="clear"/>
             <w:tcMar>
               <w:top w:type="dxa" w:w="100"/>
@@ -279,7 +279,7 @@
         </w:tc>
         <w:tc>
           <w:tcPr>
-            <w:tcW w:type="dxa" w:w="3100"/>
+            <w:tcW w:type="dxa" w:w="3300"/>
             <w:tcMar>
               <w:top w:type="dxa" w:w="100"/>
               <w:left w:type="dxa" w:w="130"/>
@@ -307,7 +307,7 @@
         </w:tc>
         <w:tc>
           <w:tcPr>
-            <w:tcW w:type="dxa" w:w="1600"/>
+            <w:tcW w:type="dxa" w:w="1700"/>
             <w:shd w:fill="BDD7EE" w:color="auto" w:val="clear"/>
             <w:tcMar>
               <w:top w:type="dxa" w:w="100"/>
@@ -336,7 +336,7 @@
         </w:tc>
         <w:tc>
           <w:tcPr>
-            <w:tcW w:type="dxa" w:w="2700"/>
+            <w:tcW w:type="dxa" w:w="2800"/>
             <w:tcMar>
               <w:top w:type="dxa" w:w="100"/>
               <w:left w:type="dxa" w:w="130"/>
@@ -364,7 +364,7 @@
         </w:tc>
         <w:tc>
           <w:tcPr>
-            <w:tcW w:type="dxa" w:w="1200"/>
+            <w:tcW w:type="dxa" w:w="1300"/>
             <w:shd w:fill="BDD7EE" w:color="auto" w:val="clear"/>
             <w:tcMar>
               <w:top w:type="dxa" w:w="100"/>
@@ -393,7 +393,7 @@
         </w:tc>
         <w:tc>
           <w:tcPr>
-            <w:tcW w:type="dxa" w:w="3800"/>
+            <w:tcW w:type="dxa" w:w="4000"/>
             <w:tcMar>
               <w:top w:type="dxa" w:w="100"/>
               <w:left w:type="dxa" w:w="130"/>
@@ -447,7 +447,7 @@
     </w:p>
     <w:tbl>
       <w:tblPr>
-        <w:tblW w:type="dxa" w:w="14000"/>
+        <w:tblW w:type="dxa" w:w="14800"/>
         <w:tblBorders>
           <w:top w:val="single" w:color="auto" w:sz="4"/>
           <w:left w:val="single" w:color="auto" w:sz="4"/>
@@ -472,7 +472,7 @@
         </w:trPr>
         <w:tc>
           <w:tcPr>
-            <w:tcW w:type="dxa" w:w="1500"/>
+            <w:tcW w:type="dxa" w:w="1600"/>
             <w:shd w:fill="BDD7EE" w:color="auto" w:val="clear"/>
             <w:tcMar>
               <w:top w:type="dxa" w:w="100"/>
@@ -501,7 +501,7 @@
         </w:tc>
         <w:tc>
           <w:tcPr>
-            <w:tcW w:type="dxa" w:w="4500"/>
+            <w:tcW w:type="dxa" w:w="4700"/>
             <w:shd w:fill="BDD7EE" w:color="auto" w:val="clear"/>
             <w:tcMar>
               <w:top w:type="dxa" w:w="100"/>
@@ -530,7 +530,7 @@
         </w:tc>
         <w:tc>
           <w:tcPr>
-            <w:tcW w:type="dxa" w:w="900"/>
+            <w:tcW w:type="dxa" w:w="950"/>
             <w:shd w:fill="BDD7EE" w:color="auto" w:val="clear"/>
             <w:tcMar>
               <w:top w:type="dxa" w:w="100"/>
@@ -559,7 +559,7 @@
         </w:tc>
         <w:tc>
           <w:tcPr>
-            <w:tcW w:type="dxa" w:w="2500"/>
+            <w:tcW w:type="dxa" w:w="2600"/>
             <w:shd w:fill="BDD7EE" w:color="auto" w:val="clear"/>
             <w:tcMar>
               <w:top w:type="dxa" w:w="100"/>
@@ -588,7 +588,7 @@
         </w:tc>
         <w:tc>
           <w:tcPr>
-            <w:tcW w:type="dxa" w:w="3200"/>
+            <w:tcW w:type="dxa" w:w="3600"/>
             <w:shd w:fill="BDD7EE" w:color="auto" w:val="clear"/>
             <w:tcMar>
               <w:top w:type="dxa" w:w="100"/>
@@ -617,7 +617,7 @@
         </w:tc>
         <w:tc>
           <w:tcPr>
-            <w:tcW w:type="dxa" w:w="1000"/>
+            <w:tcW w:type="dxa" w:w="1350"/>
             <w:shd w:fill="BDD7EE" w:color="auto" w:val="clear"/>
             <w:tcMar>
               <w:top w:type="dxa" w:w="100"/>
@@ -651,7 +651,7 @@
         </w:trPr>
         <w:tc>
           <w:tcPr>
-            <w:tcW w:type="dxa" w:w="1500"/>
+            <w:tcW w:type="dxa" w:w="1600"/>
             <w:shd w:fill="DEEAF1" w:color="auto" w:val="clear"/>
             <w:tcMar>
               <w:top w:type="dxa" w:w="100"/>
@@ -680,7 +680,7 @@
         </w:tc>
         <w:tc>
           <w:tcPr>
-            <w:tcW w:type="dxa" w:w="4500"/>
+            <w:tcW w:type="dxa" w:w="4700"/>
             <w:tcMar>
               <w:top w:type="dxa" w:w="100"/>
               <w:left w:type="dxa" w:w="130"/>
@@ -740,7 +740,7 @@
         </w:tc>
         <w:tc>
           <w:tcPr>
-            <w:tcW w:type="dxa" w:w="900"/>
+            <w:tcW w:type="dxa" w:w="950"/>
             <w:tcMar>
               <w:top w:type="dxa" w:w="100"/>
               <w:left w:type="dxa" w:w="130"/>
@@ -768,7 +768,7 @@
         </w:tc>
         <w:tc>
           <w:tcPr>
-            <w:tcW w:type="dxa" w:w="2500"/>
+            <w:tcW w:type="dxa" w:w="2600"/>
             <w:tcMar>
               <w:top w:type="dxa" w:w="100"/>
               <w:left w:type="dxa" w:w="130"/>
@@ -796,7 +796,7 @@
         </w:tc>
         <w:tc>
           <w:tcPr>
-            <w:tcW w:type="dxa" w:w="3200"/>
+            <w:tcW w:type="dxa" w:w="3600"/>
             <w:tcMar>
               <w:top w:type="dxa" w:w="100"/>
               <w:left w:type="dxa" w:w="130"/>
@@ -824,7 +824,7 @@
         </w:tc>
         <w:tc>
           <w:tcPr>
-            <w:tcW w:type="dxa" w:w="1000"/>
+            <w:tcW w:type="dxa" w:w="1350"/>
             <w:tcMar>
               <w:top w:type="dxa" w:w="100"/>
               <w:left w:type="dxa" w:w="130"/>
@@ -857,7 +857,7 @@
         </w:trPr>
         <w:tc>
           <w:tcPr>
-            <w:tcW w:type="dxa" w:w="1500"/>
+            <w:tcW w:type="dxa" w:w="1600"/>
             <w:shd w:fill="DEEAF1" w:color="auto" w:val="clear"/>
             <w:tcMar>
               <w:top w:type="dxa" w:w="100"/>
@@ -886,7 +886,7 @@
         </w:tc>
         <w:tc>
           <w:tcPr>
-            <w:tcW w:type="dxa" w:w="4500"/>
+            <w:tcW w:type="dxa" w:w="4700"/>
             <w:tcMar>
               <w:top w:type="dxa" w:w="100"/>
               <w:left w:type="dxa" w:w="130"/>
@@ -1042,7 +1042,7 @@
         </w:tc>
         <w:tc>
           <w:tcPr>
-            <w:tcW w:type="dxa" w:w="900"/>
+            <w:tcW w:type="dxa" w:w="950"/>
             <w:tcMar>
               <w:top w:type="dxa" w:w="100"/>
               <w:left w:type="dxa" w:w="130"/>
@@ -1070,7 +1070,7 @@
         </w:tc>
         <w:tc>
           <w:tcPr>
-            <w:tcW w:type="dxa" w:w="2500"/>
+            <w:tcW w:type="dxa" w:w="2600"/>
             <w:tcMar>
               <w:top w:type="dxa" w:w="100"/>
               <w:left w:type="dxa" w:w="130"/>
@@ -1098,7 +1098,7 @@
         </w:tc>
         <w:tc>
           <w:tcPr>
-            <w:tcW w:type="dxa" w:w="3200"/>
+            <w:tcW w:type="dxa" w:w="3600"/>
             <w:tcMar>
               <w:top w:type="dxa" w:w="100"/>
               <w:left w:type="dxa" w:w="130"/>
@@ -1126,7 +1126,7 @@
         </w:tc>
         <w:tc>
           <w:tcPr>
-            <w:tcW w:type="dxa" w:w="1000"/>
+            <w:tcW w:type="dxa" w:w="1350"/>
             <w:tcMar>
               <w:top w:type="dxa" w:w="100"/>
               <w:left w:type="dxa" w:w="130"/>
@@ -1159,7 +1159,7 @@
         </w:trPr>
         <w:tc>
           <w:tcPr>
-            <w:tcW w:type="dxa" w:w="1500"/>
+            <w:tcW w:type="dxa" w:w="1600"/>
             <w:shd w:fill="DEEAF1" w:color="auto" w:val="clear"/>
             <w:tcMar>
               <w:top w:type="dxa" w:w="100"/>
@@ -1188,7 +1188,7 @@
         </w:tc>
         <w:tc>
           <w:tcPr>
-            <w:tcW w:type="dxa" w:w="4500"/>
+            <w:tcW w:type="dxa" w:w="4700"/>
             <w:tcMar>
               <w:top w:type="dxa" w:w="100"/>
               <w:left w:type="dxa" w:w="130"/>
@@ -1248,7 +1248,7 @@
         </w:tc>
         <w:tc>
           <w:tcPr>
-            <w:tcW w:type="dxa" w:w="900"/>
+            <w:tcW w:type="dxa" w:w="950"/>
             <w:tcMar>
               <w:top w:type="dxa" w:w="100"/>
               <w:left w:type="dxa" w:w="130"/>
@@ -1276,7 +1276,7 @@
         </w:tc>
         <w:tc>
           <w:tcPr>
-            <w:tcW w:type="dxa" w:w="2500"/>
+            <w:tcW w:type="dxa" w:w="2600"/>
             <w:tcMar>
               <w:top w:type="dxa" w:w="100"/>
               <w:left w:type="dxa" w:w="130"/>
@@ -1336,7 +1336,7 @@
         </w:tc>
         <w:tc>
           <w:tcPr>
-            <w:tcW w:type="dxa" w:w="3200"/>
+            <w:tcW w:type="dxa" w:w="3600"/>
             <w:tcMar>
               <w:top w:type="dxa" w:w="100"/>
               <w:left w:type="dxa" w:w="130"/>
@@ -1364,7 +1364,7 @@
         </w:tc>
         <w:tc>
           <w:tcPr>
-            <w:tcW w:type="dxa" w:w="1000"/>
+            <w:tcW w:type="dxa" w:w="1350"/>
             <w:tcMar>
               <w:top w:type="dxa" w:w="100"/>
               <w:left w:type="dxa" w:w="130"/>
@@ -1397,7 +1397,7 @@
         </w:trPr>
         <w:tc>
           <w:tcPr>
-            <w:tcW w:type="dxa" w:w="1500"/>
+            <w:tcW w:type="dxa" w:w="1600"/>
             <w:shd w:fill="DEEAF1" w:color="auto" w:val="clear"/>
             <w:tcMar>
               <w:top w:type="dxa" w:w="100"/>
@@ -1426,7 +1426,7 @@
         </w:tc>
         <w:tc>
           <w:tcPr>
-            <w:tcW w:type="dxa" w:w="4500"/>
+            <w:tcW w:type="dxa" w:w="4700"/>
             <w:tcMar>
               <w:top w:type="dxa" w:w="100"/>
               <w:left w:type="dxa" w:w="130"/>
@@ -1518,7 +1518,7 @@
         </w:tc>
         <w:tc>
           <w:tcPr>
-            <w:tcW w:type="dxa" w:w="900"/>
+            <w:tcW w:type="dxa" w:w="950"/>
             <w:tcMar>
               <w:top w:type="dxa" w:w="100"/>
               <w:left w:type="dxa" w:w="130"/>
@@ -1546,7 +1546,7 @@
         </w:tc>
         <w:tc>
           <w:tcPr>
-            <w:tcW w:type="dxa" w:w="2500"/>
+            <w:tcW w:type="dxa" w:w="2600"/>
             <w:tcMar>
               <w:top w:type="dxa" w:w="100"/>
               <w:left w:type="dxa" w:w="130"/>
@@ -1590,7 +1590,7 @@
         </w:tc>
         <w:tc>
           <w:tcPr>
-            <w:tcW w:type="dxa" w:w="3200"/>
+            <w:tcW w:type="dxa" w:w="3600"/>
             <w:tcMar>
               <w:top w:type="dxa" w:w="100"/>
               <w:left w:type="dxa" w:w="130"/>
@@ -1618,7 +1618,7 @@
         </w:tc>
         <w:tc>
           <w:tcPr>
-            <w:tcW w:type="dxa" w:w="1000"/>
+            <w:tcW w:type="dxa" w:w="1350"/>
             <w:tcMar>
               <w:top w:type="dxa" w:w="100"/>
               <w:left w:type="dxa" w:w="130"/>
@@ -1651,7 +1651,7 @@
         </w:trPr>
         <w:tc>
           <w:tcPr>
-            <w:tcW w:type="dxa" w:w="1500"/>
+            <w:tcW w:type="dxa" w:w="1600"/>
             <w:shd w:fill="DEEAF1" w:color="auto" w:val="clear"/>
             <w:tcMar>
               <w:top w:type="dxa" w:w="100"/>
@@ -1696,7 +1696,7 @@
         </w:tc>
         <w:tc>
           <w:tcPr>
-            <w:tcW w:type="dxa" w:w="4500"/>
+            <w:tcW w:type="dxa" w:w="4700"/>
             <w:tcMar>
               <w:top w:type="dxa" w:w="100"/>
               <w:left w:type="dxa" w:w="130"/>
@@ -1734,7 +1734,7 @@
                 <w:sz w:val="20"/>
                 <w:szCs w:val="20"/>
               </w:rPr>
-              <w:t xml:space="preserve">2. 分组实操训练：先慢踢（前/旁/后各4个八拍，重细节），再快踢（各方向6个八拍，重速度+规范）；教师巡回指导，集体纠错</w:t>
+              <w:t xml:space="preserve">2. 分组实操：先慢踢（前/旁/后各4个八拍，重细节），再快踢（各方向6个八拍，重速度+规范）；教师巡回指导，集体纠错</w:t>
             </w:r>
           </w:p>
           <w:p>
@@ -1756,7 +1756,7 @@
         </w:tc>
         <w:tc>
           <w:tcPr>
-            <w:tcW w:type="dxa" w:w="900"/>
+            <w:tcW w:type="dxa" w:w="950"/>
             <w:tcMar>
               <w:top w:type="dxa" w:w="100"/>
               <w:left w:type="dxa" w:w="130"/>
@@ -1784,7 +1784,7 @@
         </w:tc>
         <w:tc>
           <w:tcPr>
-            <w:tcW w:type="dxa" w:w="2500"/>
+            <w:tcW w:type="dxa" w:w="2600"/>
             <w:tcMar>
               <w:top w:type="dxa" w:w="100"/>
               <w:left w:type="dxa" w:w="130"/>
@@ -1844,7 +1844,7 @@
         </w:tc>
         <w:tc>
           <w:tcPr>
-            <w:tcW w:type="dxa" w:w="3200"/>
+            <w:tcW w:type="dxa" w:w="3600"/>
             <w:tcMar>
               <w:top w:type="dxa" w:w="100"/>
               <w:left w:type="dxa" w:w="130"/>
@@ -1872,7 +1872,7 @@
         </w:tc>
         <w:tc>
           <w:tcPr>
-            <w:tcW w:type="dxa" w:w="1000"/>
+            <w:tcW w:type="dxa" w:w="1350"/>
             <w:tcMar>
               <w:top w:type="dxa" w:w="100"/>
               <w:left w:type="dxa" w:w="130"/>
@@ -1905,7 +1905,7 @@
         </w:trPr>
         <w:tc>
           <w:tcPr>
-            <w:tcW w:type="dxa" w:w="1500"/>
+            <w:tcW w:type="dxa" w:w="1600"/>
             <w:shd w:fill="DEEAF1" w:color="auto" w:val="clear"/>
             <w:tcMar>
               <w:top w:type="dxa" w:w="100"/>
@@ -1950,7 +1950,7 @@
         </w:tc>
         <w:tc>
           <w:tcPr>
-            <w:tcW w:type="dxa" w:w="4500"/>
+            <w:tcW w:type="dxa" w:w="4700"/>
             <w:tcMar>
               <w:top w:type="dxa" w:w="100"/>
               <w:left w:type="dxa" w:w="130"/>
@@ -1988,7 +1988,7 @@
                 <w:sz w:val="20"/>
                 <w:szCs w:val="20"/>
               </w:rPr>
-              <w:t xml:space="preserve">2. 分组实操：先慢踢（各方向3个八拍），再快踢（各方向5个八拍）；组织分组展示，每组推选2-3名学生，其余观察</w:t>
+              <w:t xml:space="preserve">2. 分组实操：先慢踢（各方向3个八拍），再快踢（各方向5个八拍）；分组展示，每组推选2-3名学生，其余观察</w:t>
             </w:r>
           </w:p>
           <w:p>
@@ -2010,7 +2010,7 @@
         </w:tc>
         <w:tc>
           <w:tcPr>
-            <w:tcW w:type="dxa" w:w="900"/>
+            <w:tcW w:type="dxa" w:w="950"/>
             <w:tcMar>
               <w:top w:type="dxa" w:w="100"/>
               <w:left w:type="dxa" w:w="130"/>
@@ -2038,7 +2038,7 @@
         </w:tc>
         <w:tc>
           <w:tcPr>
-            <w:tcW w:type="dxa" w:w="2500"/>
+            <w:tcW w:type="dxa" w:w="2600"/>
             <w:tcMar>
               <w:top w:type="dxa" w:w="100"/>
               <w:left w:type="dxa" w:w="130"/>
@@ -2098,7 +2098,7 @@
         </w:tc>
         <w:tc>
           <w:tcPr>
-            <w:tcW w:type="dxa" w:w="3200"/>
+            <w:tcW w:type="dxa" w:w="3600"/>
             <w:tcMar>
               <w:top w:type="dxa" w:w="100"/>
               <w:left w:type="dxa" w:w="130"/>
@@ -2126,7 +2126,7 @@
         </w:tc>
         <w:tc>
           <w:tcPr>
-            <w:tcW w:type="dxa" w:w="1000"/>
+            <w:tcW w:type="dxa" w:w="1350"/>
             <w:tcMar>
               <w:top w:type="dxa" w:w="100"/>
               <w:left w:type="dxa" w:w="130"/>
@@ -2159,7 +2159,7 @@
         </w:trPr>
         <w:tc>
           <w:tcPr>
-            <w:tcW w:type="dxa" w:w="1500"/>
+            <w:tcW w:type="dxa" w:w="1600"/>
             <w:shd w:fill="DEEAF1" w:color="auto" w:val="clear"/>
             <w:tcMar>
               <w:top w:type="dxa" w:w="100"/>
@@ -2204,7 +2204,7 @@
         </w:tc>
         <w:tc>
           <w:tcPr>
-            <w:tcW w:type="dxa" w:w="4500"/>
+            <w:tcW w:type="dxa" w:w="4700"/>
             <w:tcMar>
               <w:top w:type="dxa" w:w="100"/>
               <w:left w:type="dxa" w:w="130"/>
@@ -2248,7 +2248,7 @@
         </w:tc>
         <w:tc>
           <w:tcPr>
-            <w:tcW w:type="dxa" w:w="900"/>
+            <w:tcW w:type="dxa" w:w="950"/>
             <w:tcMar>
               <w:top w:type="dxa" w:w="100"/>
               <w:left w:type="dxa" w:w="130"/>
@@ -2276,7 +2276,7 @@
         </w:tc>
         <w:tc>
           <w:tcPr>
-            <w:tcW w:type="dxa" w:w="2500"/>
+            <w:tcW w:type="dxa" w:w="2600"/>
             <w:tcMar>
               <w:top w:type="dxa" w:w="100"/>
               <w:left w:type="dxa" w:w="130"/>
@@ -2336,7 +2336,7 @@
         </w:tc>
         <w:tc>
           <w:tcPr>
-            <w:tcW w:type="dxa" w:w="3200"/>
+            <w:tcW w:type="dxa" w:w="3600"/>
             <w:tcMar>
               <w:top w:type="dxa" w:w="100"/>
               <w:left w:type="dxa" w:w="130"/>
@@ -2364,7 +2364,7 @@
         </w:tc>
         <w:tc>
           <w:tcPr>
-            <w:tcW w:type="dxa" w:w="1000"/>
+            <w:tcW w:type="dxa" w:w="1350"/>
             <w:tcMar>
               <w:top w:type="dxa" w:w="100"/>
               <w:left w:type="dxa" w:w="130"/>
@@ -2397,7 +2397,7 @@
         </w:trPr>
         <w:tc>
           <w:tcPr>
-            <w:tcW w:type="dxa" w:w="1500"/>
+            <w:tcW w:type="dxa" w:w="1600"/>
             <w:shd w:fill="DEEAF1" w:color="auto" w:val="clear"/>
             <w:tcMar>
               <w:top w:type="dxa" w:w="100"/>
@@ -2442,7 +2442,7 @@
         </w:tc>
         <w:tc>
           <w:tcPr>
-            <w:tcW w:type="dxa" w:w="4500"/>
+            <w:tcW w:type="dxa" w:w="4700"/>
             <w:tcMar>
               <w:top w:type="dxa" w:w="100"/>
               <w:left w:type="dxa" w:w="130"/>
@@ -2502,7 +2502,7 @@
         </w:tc>
         <w:tc>
           <w:tcPr>
-            <w:tcW w:type="dxa" w:w="900"/>
+            <w:tcW w:type="dxa" w:w="950"/>
             <w:tcMar>
               <w:top w:type="dxa" w:w="100"/>
               <w:left w:type="dxa" w:w="130"/>
@@ -2530,7 +2530,7 @@
         </w:tc>
         <w:tc>
           <w:tcPr>
-            <w:tcW w:type="dxa" w:w="2500"/>
+            <w:tcW w:type="dxa" w:w="2600"/>
             <w:tcMar>
               <w:top w:type="dxa" w:w="100"/>
               <w:left w:type="dxa" w:w="130"/>
@@ -2590,7 +2590,7 @@
         </w:tc>
         <w:tc>
           <w:tcPr>
-            <w:tcW w:type="dxa" w:w="3200"/>
+            <w:tcW w:type="dxa" w:w="3600"/>
             <w:tcMar>
               <w:top w:type="dxa" w:w="100"/>
               <w:left w:type="dxa" w:w="130"/>
@@ -2618,7 +2618,7 @@
         </w:tc>
         <w:tc>
           <w:tcPr>
-            <w:tcW w:type="dxa" w:w="1000"/>
+            <w:tcW w:type="dxa" w:w="1350"/>
             <w:tcMar>
               <w:top w:type="dxa" w:w="100"/>
               <w:left w:type="dxa" w:w="130"/>
@@ -2651,7 +2651,7 @@
         </w:trPr>
         <w:tc>
           <w:tcPr>
-            <w:tcW w:type="dxa" w:w="1500"/>
+            <w:tcW w:type="dxa" w:w="1600"/>
             <w:shd w:fill="DEEAF1" w:color="auto" w:val="clear"/>
             <w:tcMar>
               <w:top w:type="dxa" w:w="100"/>
@@ -2680,7 +2680,7 @@
         </w:tc>
         <w:tc>
           <w:tcPr>
-            <w:tcW w:type="dxa" w:w="4500"/>
+            <w:tcW w:type="dxa" w:w="4700"/>
             <w:tcMar>
               <w:top w:type="dxa" w:w="100"/>
               <w:left w:type="dxa" w:w="130"/>
@@ -2740,7 +2740,7 @@
         </w:tc>
         <w:tc>
           <w:tcPr>
-            <w:tcW w:type="dxa" w:w="900"/>
+            <w:tcW w:type="dxa" w:w="950"/>
             <w:tcMar>
               <w:top w:type="dxa" w:w="100"/>
               <w:left w:type="dxa" w:w="130"/>
@@ -2768,7 +2768,7 @@
         </w:tc>
         <w:tc>
           <w:tcPr>
-            <w:tcW w:type="dxa" w:w="2500"/>
+            <w:tcW w:type="dxa" w:w="2600"/>
             <w:tcMar>
               <w:top w:type="dxa" w:w="100"/>
               <w:left w:type="dxa" w:w="130"/>
@@ -2796,7 +2796,7 @@
         </w:tc>
         <w:tc>
           <w:tcPr>
-            <w:tcW w:type="dxa" w:w="3200"/>
+            <w:tcW w:type="dxa" w:w="3600"/>
             <w:tcMar>
               <w:top w:type="dxa" w:w="100"/>
               <w:left w:type="dxa" w:w="130"/>
@@ -2824,7 +2824,7 @@
         </w:tc>
         <w:tc>
           <w:tcPr>
-            <w:tcW w:type="dxa" w:w="1000"/>
+            <w:tcW w:type="dxa" w:w="1350"/>
             <w:tcMar>
               <w:top w:type="dxa" w:w="100"/>
               <w:left w:type="dxa" w:w="130"/>
@@ -2857,7 +2857,7 @@
         </w:trPr>
         <w:tc>
           <w:tcPr>
-            <w:tcW w:type="dxa" w:w="1500"/>
+            <w:tcW w:type="dxa" w:w="1600"/>
             <w:shd w:fill="DEEAF1" w:color="auto" w:val="clear"/>
             <w:tcMar>
               <w:top w:type="dxa" w:w="100"/>
@@ -2886,7 +2886,7 @@
         </w:tc>
         <w:tc>
           <w:tcPr>
-            <w:tcW w:type="dxa" w:w="4500"/>
+            <w:tcW w:type="dxa" w:w="4700"/>
             <w:tcMar>
               <w:top w:type="dxa" w:w="100"/>
               <w:left w:type="dxa" w:w="130"/>
@@ -2962,7 +2962,7 @@
         </w:tc>
         <w:tc>
           <w:tcPr>
-            <w:tcW w:type="dxa" w:w="900"/>
+            <w:tcW w:type="dxa" w:w="950"/>
             <w:tcMar>
               <w:top w:type="dxa" w:w="100"/>
               <w:left w:type="dxa" w:w="130"/>
@@ -2990,7 +2990,7 @@
         </w:tc>
         <w:tc>
           <w:tcPr>
-            <w:tcW w:type="dxa" w:w="2500"/>
+            <w:tcW w:type="dxa" w:w="2600"/>
             <w:tcMar>
               <w:top w:type="dxa" w:w="100"/>
               <w:left w:type="dxa" w:w="130"/>
@@ -3018,7 +3018,7 @@
         </w:tc>
         <w:tc>
           <w:tcPr>
-            <w:tcW w:type="dxa" w:w="3200"/>
+            <w:tcW w:type="dxa" w:w="3600"/>
             <w:tcMar>
               <w:top w:type="dxa" w:w="100"/>
               <w:left w:type="dxa" w:w="130"/>
@@ -3046,7 +3046,7 @@
         </w:tc>
         <w:tc>
           <w:tcPr>
-            <w:tcW w:type="dxa" w:w="1000"/>
+            <w:tcW w:type="dxa" w:w="1350"/>
             <w:tcMar>
               <w:top w:type="dxa" w:w="100"/>
               <w:left w:type="dxa" w:w="130"/>
